--- a/documentos explosão/Programa Socio Torcedor - Plano de Implementacao.docx
+++ b/documentos explosão/Programa Socio Torcedor - Plano de Implementacao.docx
@@ -789,7 +789,7 @@
                 <w:color w:val="2C3E50"/>
                 <w:sz w:val="20"/>
               </w:rPr>
-              <w:t>R$ 5</w:t>
+              <w:t>R$ 10</w:t>
             </w:r>
           </w:p>
         </w:tc>
@@ -812,7 +812,7 @@
                 <w:color w:val="2C3E50"/>
                 <w:sz w:val="20"/>
               </w:rPr>
-              <w:t>R$ 50</w:t>
+              <w:t>R$ 100</w:t>
             </w:r>
           </w:p>
         </w:tc>
@@ -883,7 +883,7 @@
                 <w:color w:val="2C3E50"/>
                 <w:sz w:val="20"/>
               </w:rPr>
-              <w:t>R$ 10</w:t>
+              <w:t>R$ 20</w:t>
             </w:r>
           </w:p>
         </w:tc>
@@ -906,7 +906,7 @@
                 <w:color w:val="2C3E50"/>
                 <w:sz w:val="20"/>
               </w:rPr>
-              <w:t>R$ 100</w:t>
+              <w:t>R$ 200</w:t>
             </w:r>
           </w:p>
         </w:tc>
@@ -977,7 +977,7 @@
                 <w:color w:val="2C3E50"/>
                 <w:sz w:val="20"/>
               </w:rPr>
-              <w:t>R$ 20</w:t>
+              <w:t>R$ 30</w:t>
             </w:r>
           </w:p>
         </w:tc>
@@ -1000,7 +1000,7 @@
                 <w:color w:val="2C3E50"/>
                 <w:sz w:val="20"/>
               </w:rPr>
-              <w:t>R$ 200</w:t>
+              <w:t>R$ 300</w:t>
             </w:r>
           </w:p>
         </w:tc>
@@ -1033,6 +1033,32 @@
       <w:pPr>
         <w:spacing w:after="160"/>
       </w:pPr>
+    </w:p>
+    <w:p>
+      <w:pPr>
+        <w:pStyle w:val="ListBullet"/>
+        <w:spacing w:after="80"/>
+      </w:pPr>
+      <w:r>
+        <w:rPr>
+          <w:rFonts w:ascii="Arial" w:hAnsi="Arial"/>
+          <w:b/>
+          <w:i w:val="0"/>
+          <w:color w:val="2C3E50"/>
+          <w:sz w:val="22"/>
+        </w:rPr>
+        <w:t xml:space="preserve">Temporada: </w:t>
+      </w:r>
+      <w:r>
+        <w:rPr>
+          <w:rFonts w:ascii="Arial" w:hAnsi="Arial"/>
+          <w:b w:val="0"/>
+          <w:i w:val="0"/>
+          <w:color w:val="2C3E50"/>
+          <w:sz w:val="22"/>
+        </w:rPr>
+        <w:t>dez meses de contribuição, de fevereiro a novembro. Dezembro e janeiro são entressafra: não há cobrança e ninguém acumula atraso — janeiro é a janela de captação e renovação, dezembro fica livre para as festas de fim de ano.</w:t>
+      </w:r>
     </w:p>
     <w:p>
       <w:pPr>
@@ -1135,7 +1161,7 @@
           <w:color w:val="2C3E50"/>
           <w:sz w:val="22"/>
         </w:rPr>
-        <w:t>todos concorrem com a mesma chance, independentemente do nível.</w:t>
+        <w:t>abertos a quem está com a contribuição em dia. Entre os elegíveis, todos concorrem com a mesma chance, independentemente do nível.</w:t>
       </w:r>
     </w:p>
     <w:p>
@@ -1161,7 +1187,7 @@
           <w:color w:val="2C3E50"/>
           <w:sz w:val="22"/>
         </w:rPr>
-        <w:t>quem atrasa não paga nada a mais — apenas não bate a meta do mês para efeito de troféu.</w:t>
+        <w:t>quem atrasa não paga nada a mais — apenas não bate a meta do mês para efeito de troféu e fica fora do sorteio até regularizar.</w:t>
       </w:r>
     </w:p>
     <w:p>
@@ -1306,7 +1332,7 @@
                 <w:color w:val="FFFFFF"/>
                 <w:sz w:val="20"/>
               </w:rPr>
-              <w:t>Receita anual aproximada</w:t>
+              <w:t>Receita da temporada (10 meses)</w:t>
             </w:r>
           </w:p>
         </w:tc>
@@ -1377,7 +1403,7 @@
                 <w:color w:val="2C3E50"/>
                 <w:sz w:val="20"/>
               </w:rPr>
-              <w:t>R$ 400</w:t>
+              <w:t>R$ 750</w:t>
             </w:r>
           </w:p>
         </w:tc>
@@ -1400,7 +1426,7 @@
                 <w:color w:val="2C3E50"/>
                 <w:sz w:val="20"/>
               </w:rPr>
-              <w:t>R$ 4.800</w:t>
+              <w:t>R$ 7.500</w:t>
             </w:r>
           </w:p>
         </w:tc>
@@ -1471,7 +1497,7 @@
                 <w:color w:val="2C3E50"/>
                 <w:sz w:val="20"/>
               </w:rPr>
-              <w:t>R$ 800</w:t>
+              <w:t>R$ 1.500</w:t>
             </w:r>
           </w:p>
         </w:tc>
@@ -1494,7 +1520,7 @@
                 <w:color w:val="2C3E50"/>
                 <w:sz w:val="20"/>
               </w:rPr>
-              <w:t>R$ 9.600</w:t>
+              <w:t>R$ 15.000</w:t>
             </w:r>
           </w:p>
         </w:tc>
@@ -1565,7 +1591,7 @@
                 <w:color w:val="2C3E50"/>
                 <w:sz w:val="20"/>
               </w:rPr>
-              <w:t>R$ 1.600</w:t>
+              <w:t>R$ 3.000</w:t>
             </w:r>
           </w:p>
         </w:tc>
@@ -1588,7 +1614,7 @@
                 <w:color w:val="2C3E50"/>
                 <w:sz w:val="20"/>
               </w:rPr>
-              <w:t>R$ 19.200</w:t>
+              <w:t>R$ 30.000</w:t>
             </w:r>
           </w:p>
         </w:tc>
@@ -1659,7 +1685,7 @@
                 <w:color w:val="2C3E50"/>
                 <w:sz w:val="20"/>
               </w:rPr>
-              <w:t>R$ 3.200</w:t>
+              <w:t>R$ 6.000</w:t>
             </w:r>
           </w:p>
         </w:tc>
@@ -1682,7 +1708,7 @@
                 <w:color w:val="2C3E50"/>
                 <w:sz w:val="20"/>
               </w:rPr>
-              <w:t>R$ 38.400</w:t>
+              <w:t>R$ 60.000</w:t>
             </w:r>
           </w:p>
         </w:tc>
@@ -1744,7 +1770,7 @@
                 <w:color w:val="2C3E50"/>
                 <w:sz w:val="21"/>
               </w:rPr>
-              <w:t>Cem sócios em Beruri é uma meta realista: é menos gente do que a Explosão costuma reunir num único ensaio aberto. O valor não vem do preço alto, vem da recorrência — R$ 5 por mês, doze vezes, com cem pessoas, é mais do que a maioria dos eventos de arrecadação já rendeu à quadrilha.</w:t>
+              <w:t>A temporada tem dez meses de contribuição, de fevereiro a novembro — dezembro e janeiro são entressafra, sem cobrança. Cem sócios em Beruri é uma meta realista: é menos gente do que a Explosão costuma reunir num único ensaio aberto. O valor não vem do preço alto, vem da recorrência — R$ 10 por mês, dez vezes, com cem pessoas, é mais do que a maioria dos eventos de arrecadação já rendeu à quadrilha.</w:t>
             </w:r>
           </w:p>
         </w:tc>
@@ -2959,7 +2985,33 @@
           <w:color w:val="2C3E50"/>
           <w:sz w:val="22"/>
         </w:rPr>
-        <w:t>quem indica um novo sócio entra em um sorteio extra ou ganha reconhecimento público.</w:t>
+        <w:t>quem indica um novo sócio entra em um sorteio extra ou ganha reconhecimento público. A indicação é registrada no sistema com o nome e o telefone de quem foi trazido — nunca CPF ou data de nascimento, que juntos são a senha de acesso do sócio ao painel.</w:t>
+      </w:r>
+    </w:p>
+    <w:p>
+      <w:pPr>
+        <w:pStyle w:val="ListBullet"/>
+        <w:spacing w:after="80"/>
+      </w:pPr>
+      <w:r>
+        <w:rPr>
+          <w:rFonts w:ascii="Arial" w:hAnsi="Arial"/>
+          <w:b/>
+          <w:i w:val="0"/>
+          <w:color w:val="2C3E50"/>
+          <w:sz w:val="22"/>
+        </w:rPr>
+        <w:t xml:space="preserve">Captação pelo brincante: </w:t>
+      </w:r>
+      <w:r>
+        <w:rPr>
+          <w:rFonts w:ascii="Arial" w:hAnsi="Arial"/>
+          <w:b w:val="0"/>
+          <w:i w:val="0"/>
+          <w:color w:val="2C3E50"/>
+          <w:sz w:val="22"/>
+        </w:rPr>
+        <w:t>para o brincante, trazer sócios é uma missão no Sistema de Avaliação e conta como desempenho e troféu — reconhecimento, não dinheiro. Ele declara quem trouxe e a coordenação confirma.</w:t>
       </w:r>
     </w:p>
     <w:p>
@@ -3258,7 +3310,7 @@
                 <w:color w:val="2C3E50"/>
                 <w:sz w:val="19"/>
               </w:rPr>
-              <w:t>Na adesão</w:t>
+              <w:t>Na adesão, no painel do sócio</w:t>
             </w:r>
           </w:p>
         </w:tc>
@@ -3306,7 +3358,7 @@
                 <w:color w:val="2C3E50"/>
                 <w:sz w:val="19"/>
               </w:rPr>
-              <w:t>Carteirinha física</w:t>
+              <w:t>Carteirinha física exclusiva</w:t>
             </w:r>
           </w:p>
         </w:tc>
@@ -3352,7 +3404,7 @@
                 <w:color w:val="2C3E50"/>
                 <w:sz w:val="19"/>
               </w:rPr>
-              <w:t>Em reunião da torcida</w:t>
+              <w:t>Reunião da torcida, fevereiro de 2027</w:t>
             </w:r>
           </w:p>
         </w:tc>
@@ -4232,6 +4284,68 @@
         <w:spacing w:after="160"/>
       </w:pPr>
     </w:p>
+    <w:tbl>
+      <w:tblPr>
+        <w:tblW w:type="auto" w:w="0"/>
+        <w:tblLook w:firstColumn="1" w:firstRow="1" w:lastColumn="0" w:lastRow="0" w:noHBand="0" w:noVBand="1" w:val="04A0"/>
+        <w:tblBorders>
+          <w:top w:val="single" w:sz="4" w:space="0" w:color="F39C12"/>
+          <w:left w:val="single" w:sz="4" w:space="0" w:color="F39C12"/>
+          <w:bottom w:val="single" w:sz="4" w:space="0" w:color="F39C12"/>
+          <w:right w:val="single" w:sz="4" w:space="0" w:color="F39C12"/>
+          <w:insideH w:val="single" w:sz="4" w:space="0" w:color="F39C12"/>
+          <w:insideV w:val="single" w:sz="4" w:space="0" w:color="F39C12"/>
+        </w:tblBorders>
+      </w:tblPr>
+      <w:tblGrid>
+        <w:gridCol w:w="9072"/>
+      </w:tblGrid>
+      <w:tr>
+        <w:tc>
+          <w:tcPr>
+            <w:tcW w:type="dxa" w:w="9072"/>
+            <w:shd w:val="clear" w:color="auto" w:fill="F2F3F4"/>
+          </w:tcPr>
+          <w:p>
+            <w:pPr>
+              <w:spacing w:before="100" w:after="40"/>
+            </w:pPr>
+            <w:r/>
+            <w:r>
+              <w:rPr>
+                <w:rFonts w:ascii="Arial" w:hAnsi="Arial"/>
+                <w:b/>
+                <w:i w:val="0"/>
+                <w:color w:val="F39C12"/>
+                <w:sz w:val="22"/>
+              </w:rPr>
+              <w:t>A carteirinha da primeira torcida</w:t>
+            </w:r>
+          </w:p>
+          <w:p>
+            <w:pPr>
+              <w:spacing w:after="120"/>
+              <w:jc w:val="both"/>
+            </w:pPr>
+            <w:r>
+              <w:rPr>
+                <w:rFonts w:ascii="Arial" w:hAnsi="Arial"/>
+                <w:b w:val="0"/>
+                <w:i w:val="0"/>
+                <w:color w:val="2C3E50"/>
+                <w:sz w:val="21"/>
+              </w:rPr>
+              <w:t>Todo sócio tem a carteirinha digital no painel do site, e o sistema gera o modelo genérico para impressão a qualquer momento. Além disso, quem aderir até fevereiro de 2027 recebe uma carteirinha física exclusiva, de design próprio, entregue pessoalmente na reunião da torcida — é a carteirinha da primeira temporada, item de colecionador que só esse grupo terá. Quem entrar depois recebe a carteirinha comum. É um motivo concreto para aderir cedo, e custa à quadrilha apenas a impressão.</w:t>
+            </w:r>
+          </w:p>
+        </w:tc>
+      </w:tr>
+    </w:tbl>
+    <w:p>
+      <w:pPr>
+        <w:spacing w:after="120"/>
+      </w:pPr>
+    </w:p>
     <w:p>
       <w:pPr>
         <w:pStyle w:val="Heading1"/>
@@ -5103,7 +5217,33 @@
           <w:color w:val="2C3E50"/>
           <w:sz w:val="22"/>
         </w:rPr>
-        <w:t>todos os sócios concorrem com a mesma chance, independentemente do nível. Todo apoio vale igual na hora do sorteio.</w:t>
+        <w:t>o sorteio é aberto a quem está com a contribuição em dia. Entre os elegíveis, todos concorrem com a mesma chance, independentemente do nível — todo apoio vale igual na hora do sorteio.</w:t>
+      </w:r>
+    </w:p>
+    <w:p>
+      <w:pPr>
+        <w:pStyle w:val="ListBullet"/>
+        <w:spacing w:after="80"/>
+      </w:pPr>
+      <w:r>
+        <w:rPr>
+          <w:rFonts w:ascii="Arial" w:hAnsi="Arial"/>
+          <w:b/>
+          <w:i w:val="0"/>
+          <w:color w:val="2C3E50"/>
+          <w:sz w:val="22"/>
+        </w:rPr>
+        <w:t xml:space="preserve">Quem pagou atrasado concorre: </w:t>
+      </w:r>
+      <w:r>
+        <w:rPr>
+          <w:rFonts w:ascii="Arial" w:hAnsi="Arial"/>
+          <w:b w:val="0"/>
+          <w:i w:val="0"/>
+          <w:color w:val="2C3E50"/>
+          <w:sz w:val="22"/>
+        </w:rPr>
+        <w:t>a limitação é sobre estar devendo, não sobre ter atrasado. Quem regulariza volta a concorrer no sorteio seguinte, porque a elegibilidade é apurada na data do sorteio.</w:t>
       </w:r>
     </w:p>
     <w:p>
@@ -5475,7 +5615,7 @@
                 <w:color w:val="2C3E50"/>
                 <w:sz w:val="20"/>
               </w:rPr>
-              <w:t>Sempre disponível no site</w:t>
+              <w:t>Por temporada, liberada pela coordenação</w:t>
             </w:r>
           </w:p>
         </w:tc>
@@ -5641,8 +5781,70 @@
           <w:color w:val="2C3E50"/>
           <w:sz w:val="22"/>
         </w:rPr>
-        <w:t>O mesmo padrão de dois níveis vale aqui: recurso público tem detalhamento completo e aberto; arrecadação própria tem total divulgado e detalhe interno. O sócio tem acesso à planilha de gastos e investimentos do programa.</w:t>
+        <w:t>O mesmo padrão de dois níveis vale aqui: recurso público tem detalhamento completo e aberto; arrecadação própria tem total divulgado e detalhe interno.</w:t>
       </w:r>
+    </w:p>
+    <w:tbl>
+      <w:tblPr>
+        <w:tblW w:type="auto" w:w="0"/>
+        <w:tblLook w:firstColumn="1" w:firstRow="1" w:lastColumn="0" w:lastRow="0" w:noHBand="0" w:noVBand="1" w:val="04A0"/>
+        <w:tblBorders>
+          <w:top w:val="single" w:sz="4" w:space="0" w:color="2980B9"/>
+          <w:left w:val="single" w:sz="4" w:space="0" w:color="2980B9"/>
+          <w:bottom w:val="single" w:sz="4" w:space="0" w:color="2980B9"/>
+          <w:right w:val="single" w:sz="4" w:space="0" w:color="2980B9"/>
+          <w:insideH w:val="single" w:sz="4" w:space="0" w:color="2980B9"/>
+          <w:insideV w:val="single" w:sz="4" w:space="0" w:color="2980B9"/>
+        </w:tblBorders>
+      </w:tblPr>
+      <w:tblGrid>
+        <w:gridCol w:w="9072"/>
+      </w:tblGrid>
+      <w:tr>
+        <w:tc>
+          <w:tcPr>
+            <w:tcW w:type="dxa" w:w="9072"/>
+            <w:shd w:val="clear" w:color="auto" w:fill="F2F3F4"/>
+          </w:tcPr>
+          <w:p>
+            <w:pPr>
+              <w:spacing w:before="100" w:after="40"/>
+            </w:pPr>
+            <w:r/>
+            <w:r>
+              <w:rPr>
+                <w:rFonts w:ascii="Arial" w:hAnsi="Arial"/>
+                <w:b/>
+                <w:i w:val="0"/>
+                <w:color w:val="2980B9"/>
+                <w:sz w:val="22"/>
+              </w:rPr>
+              <w:t>Como a liberação funciona</w:t>
+            </w:r>
+          </w:p>
+          <w:p>
+            <w:pPr>
+              <w:spacing w:after="120"/>
+              <w:jc w:val="both"/>
+            </w:pPr>
+            <w:r>
+              <w:rPr>
+                <w:rFonts w:ascii="Arial" w:hAnsi="Arial"/>
+                <w:b w:val="0"/>
+                <w:i w:val="0"/>
+                <w:color w:val="2C3E50"/>
+                <w:sz w:val="21"/>
+              </w:rPr>
+              <w:t>O painel de finanças é liberado por temporada, uma de cada vez, pela coordenação. A temporada em andamento só é aberta ao sócio depois que a categorização de gastos e investimentos estiver definida e o lançamento estiver em dia — abrir antes disso significa mostrar número errado a quem confiou na quadrilha. As temporadas passadas entram pela importação de uma planilha, e ficam disponíveis assim que a coordenação marca a temporada como visível.</w:t>
+            </w:r>
+          </w:p>
+        </w:tc>
+      </w:tr>
+    </w:tbl>
+    <w:p>
+      <w:pPr>
+        <w:spacing w:after="120"/>
+      </w:pPr>
     </w:p>
     <w:p>
       <w:pPr>
@@ -6295,7 +6497,7 @@
                 <w:color w:val="2C3E50"/>
                 <w:sz w:val="20"/>
               </w:rPr>
-              <w:t>Setembro de 2026</w:t>
+              <w:t>Setembro a dezembro de 2026</w:t>
             </w:r>
           </w:p>
         </w:tc>
@@ -6318,7 +6520,7 @@
                 <w:color w:val="2C3E50"/>
                 <w:sz w:val="20"/>
               </w:rPr>
-              <w:t>Lançamento público do programa; primeira campanha de adesão; brincantes começam a captar</w:t>
+              <w:t>Campanha de divulgação: apresentar o programa à cidade e formar a lista de interessados. Ainda sem cobrança. O site avança para o painel do sócio</w:t>
             </w:r>
           </w:p>
         </w:tc>
@@ -6343,7 +6545,7 @@
                 <w:color w:val="2C3E50"/>
                 <w:sz w:val="20"/>
               </w:rPr>
-              <w:t>Outubro a dezembro de 2026</w:t>
+              <w:t>Janeiro de 2027</w:t>
             </w:r>
           </w:p>
         </w:tc>
@@ -6366,7 +6568,7 @@
                 <w:color w:val="2C3E50"/>
                 <w:sz w:val="20"/>
               </w:rPr>
-              <w:t>Operação mensal rodando; primeiros sorteios; primeiro relatório mensal publicado; site avança para o painel do sócio</w:t>
+              <w:t>Captação: adesões efetivadas e cadastro no sistema. Carteirinha e identidade do programa dentro da nova identidade visual</w:t>
             </w:r>
           </w:p>
         </w:tc>
@@ -6391,7 +6593,7 @@
                 <w:color w:val="2C3E50"/>
                 <w:sz w:val="20"/>
               </w:rPr>
-              <w:t>Janeiro e fevereiro de 2027</w:t>
+              <w:t>Fevereiro de 2027</w:t>
             </w:r>
           </w:p>
         </w:tc>
@@ -6414,7 +6616,7 @@
                 <w:color w:val="2C3E50"/>
                 <w:sz w:val="20"/>
               </w:rPr>
-              <w:t>Carteirinha e identidade do programa dentro da nova identidade visual; renovação para a temporada</w:t>
+              <w:t>Início da temporada e da primeira cobrança. Reunião da torcida com a entrega da carteirinha física exclusiva a quem aderiu até fevereiro</w:t>
             </w:r>
           </w:p>
         </w:tc>
@@ -6487,7 +6689,7 @@
                 <w:color w:val="2C3E50"/>
                 <w:sz w:val="20"/>
               </w:rPr>
-              <w:t>Ao longo de 2027</w:t>
+              <w:t>Fevereiro a novembro de 2027</w:t>
             </w:r>
           </w:p>
         </w:tc>
@@ -6510,7 +6712,7 @@
                 <w:color w:val="2C3E50"/>
                 <w:sz w:val="20"/>
               </w:rPr>
-              <w:t>Sorteios, troféus, relatórios mensais e captação contínua</w:t>
+              <w:t>Temporada rodando: sorteios, troféus, relatórios mensais e captação contínua</w:t>
             </w:r>
           </w:p>
         </w:tc>
@@ -6535,7 +6737,7 @@
                 <w:color w:val="2C3E50"/>
                 <w:sz w:val="20"/>
               </w:rPr>
-              <w:t>Agosto de 2027 em diante</w:t>
+              <w:t>Dezembro de 2027 e janeiro de 2028</w:t>
             </w:r>
           </w:p>
         </w:tc>
@@ -6558,7 +6760,7 @@
                 <w:color w:val="2C3E50"/>
                 <w:sz w:val="20"/>
               </w:rPr>
-              <w:t>Renovação da torcida para a temporada seguinte e presença no Arraial da Explosão</w:t>
+              <w:t>Entressafra: sem cobrança. Balanço da temporada e renovação da torcida para o ciclo seguinte</w:t>
             </w:r>
           </w:p>
         </w:tc>
@@ -7120,7 +7322,55 @@
                 <w:color w:val="2C3E50"/>
                 <w:sz w:val="20"/>
               </w:rPr>
-              <w:t>R$ 800 na meta da temporada</w:t>
+              <w:t>R$ 1.500 na meta da temporada</w:t>
+            </w:r>
+          </w:p>
+        </w:tc>
+      </w:tr>
+      <w:tr>
+        <w:tc>
+          <w:tcPr>
+            <w:tcW w:type="dxa" w:w="4535"/>
+            <w:shd w:val="clear" w:color="auto" w:fill="F2F3F4"/>
+          </w:tcPr>
+          <w:p>
+            <w:pPr>
+              <w:spacing w:before="60" w:after="60"/>
+              <w:jc w:val="left"/>
+            </w:pPr>
+            <w:r/>
+            <w:r>
+              <w:rPr>
+                <w:rFonts w:ascii="Arial" w:hAnsi="Arial"/>
+                <w:b/>
+                <w:i w:val="0"/>
+                <w:color w:val="2C3E50"/>
+                <w:sz w:val="20"/>
+              </w:rPr>
+              <w:t>Receita da temporada</w:t>
+            </w:r>
+          </w:p>
+        </w:tc>
+        <w:tc>
+          <w:tcPr>
+            <w:tcW w:type="dxa" w:w="4535"/>
+            <w:shd w:val="clear" w:color="auto" w:fill="F2F3F4"/>
+          </w:tcPr>
+          <w:p>
+            <w:pPr>
+              <w:spacing w:before="60" w:after="60"/>
+              <w:jc w:val="left"/>
+            </w:pPr>
+            <w:r/>
+            <w:r>
+              <w:rPr>
+                <w:rFonts w:ascii="Arial" w:hAnsi="Arial"/>
+                <w:b w:val="0"/>
+                <w:i w:val="0"/>
+                <w:color w:val="2C3E50"/>
+                <w:sz w:val="20"/>
+              </w:rPr>
+              <w:t>R$ 15.000 (dez meses)</w:t>
             </w:r>
           </w:p>
         </w:tc>
@@ -7312,7 +7562,7 @@
                 <w:color w:val="2C3E50"/>
                 <w:sz w:val="20"/>
               </w:rPr>
-              <w:t>12 por ano, sem falha</w:t>
+              <w:t>10 por temporada, sem falha</w:t>
             </w:r>
           </w:p>
         </w:tc>

--- a/documentos explosão/Programa Socio Torcedor - Plano de Implementacao.docx
+++ b/documentos explosão/Programa Socio Torcedor - Plano de Implementacao.docx
@@ -1192,6 +1192,136 @@
     </w:p>
     <w:p>
       <w:pPr>
+        <w:pStyle w:val="ListBullet"/>
+        <w:spacing w:after="80"/>
+      </w:pPr>
+      <w:r>
+        <w:rPr>
+          <w:rFonts w:ascii="Arial" w:hAnsi="Arial"/>
+          <w:b/>
+          <w:i w:val="0"/>
+          <w:color w:val="2C3E50"/>
+          <w:sz w:val="22"/>
+        </w:rPr>
+        <w:t xml:space="preserve">O valor é o do nível, e não se digita: </w:t>
+      </w:r>
+      <w:r>
+        <w:rPr>
+          <w:rFonts w:ascii="Arial" w:hAnsi="Arial"/>
+          <w:b w:val="0"/>
+          <w:i w:val="0"/>
+          <w:color w:val="2C3E50"/>
+          <w:sz w:val="22"/>
+        </w:rPr>
+        <w:t>quem quer contribuir mais sobe de nível. Deixar alguém no Fogueira pagando valor de Bandeirinha faria o sistema cobrar um preço e entregar outro benefício — um número só decide as duas coisas.</w:t>
+      </w:r>
+    </w:p>
+    <w:p>
+      <w:pPr>
+        <w:pStyle w:val="ListBullet"/>
+        <w:spacing w:after="80"/>
+      </w:pPr>
+      <w:r>
+        <w:rPr>
+          <w:rFonts w:ascii="Arial" w:hAnsi="Arial"/>
+          <w:b/>
+          <w:i w:val="0"/>
+          <w:color w:val="2C3E50"/>
+          <w:sz w:val="22"/>
+        </w:rPr>
+        <w:t xml:space="preserve">Quem cadastra é a coordenação: </w:t>
+      </w:r>
+      <w:r>
+        <w:rPr>
+          <w:rFonts w:ascii="Arial" w:hAnsi="Arial"/>
+          <w:b w:val="0"/>
+          <w:i w:val="0"/>
+          <w:color w:val="2C3E50"/>
+          <w:sz w:val="22"/>
+        </w:rPr>
+        <w:t>o sócio preenche o formulário (WhatsApp ou presencial) e a coordenação lança no sistema. O site do sócio serve para entrar e acompanhar. A adesão online entra com a página pública (M4).</w:t>
+      </w:r>
+    </w:p>
+    <w:p>
+      <w:pPr>
+        <w:pStyle w:val="ListBullet"/>
+        <w:spacing w:after="80"/>
+      </w:pPr>
+      <w:r>
+        <w:rPr>
+          <w:rFonts w:ascii="Arial" w:hAnsi="Arial"/>
+          <w:b/>
+          <w:i w:val="0"/>
+          <w:color w:val="2C3E50"/>
+          <w:sz w:val="22"/>
+        </w:rPr>
+        <w:t xml:space="preserve">Como o sócio entra no painel: </w:t>
+      </w:r>
+      <w:r>
+        <w:rPr>
+          <w:rFonts w:ascii="Arial" w:hAnsi="Arial"/>
+          <w:b w:val="0"/>
+          <w:i w:val="0"/>
+          <w:color w:val="2C3E50"/>
+          <w:sz w:val="22"/>
+        </w:rPr>
+        <w:t>CPF e data de nascimento. São os dois campos que a coordenação não pode errar no cadastro, e os dois que o sistema nunca devolve para tela nenhuma — juntos, são a senha dele.</w:t>
+      </w:r>
+    </w:p>
+    <w:p>
+      <w:pPr>
+        <w:pStyle w:val="ListBullet"/>
+        <w:spacing w:after="80"/>
+      </w:pPr>
+      <w:r>
+        <w:rPr>
+          <w:rFonts w:ascii="Arial" w:hAnsi="Arial"/>
+          <w:b/>
+          <w:i w:val="0"/>
+          <w:color w:val="2C3E50"/>
+          <w:sz w:val="22"/>
+        </w:rPr>
+        <w:t xml:space="preserve">Corte do dia 20: </w:t>
+      </w:r>
+      <w:r>
+        <w:rPr>
+          <w:rFonts w:ascii="Arial" w:hAnsi="Arial"/>
+          <w:b w:val="0"/>
+          <w:i w:val="0"/>
+          <w:color w:val="2C3E50"/>
+          <w:sz w:val="22"/>
+        </w:rPr>
+        <w:t>quem adere do dia 1 ao 20 contribui já pelo mês corrente; do dia 21 em diante, a primeira contribuição é do mês seguinte. Evita cobrar duas vezes em poucos dias.</w:t>
+      </w:r>
+    </w:p>
+    <w:p>
+      <w:pPr>
+        <w:pStyle w:val="ListBullet"/>
+        <w:spacing w:after="80"/>
+      </w:pPr>
+      <w:r>
+        <w:rPr>
+          <w:rFonts w:ascii="Arial" w:hAnsi="Arial"/>
+          <w:b/>
+          <w:i w:val="0"/>
+          <w:color w:val="2C3E50"/>
+          <w:sz w:val="22"/>
+        </w:rPr>
+        <w:t xml:space="preserve">Vencimento: </w:t>
+      </w:r>
+      <w:r>
+        <w:rPr>
+          <w:rFonts w:ascii="Arial" w:hAnsi="Arial"/>
+          <w:b w:val="0"/>
+          <w:i w:val="0"/>
+          <w:color w:val="2C3E50"/>
+          <w:sz w:val="22"/>
+        </w:rPr>
+        <w:t>dia 5 de cada mês. A chave Pix oficial fica no painel do sócio, com o nome do titular ao lado — é a única conferência que ele consegue fazer sozinho no aplicativo do banco antes de mandar o dinheiro.</w:t>
+      </w:r>
+    </w:p>
+    <w:p>
+      <w:pPr>
         <w:pStyle w:val="Heading1"/>
         <w:spacing w:before="360" w:after="200"/>
       </w:pPr>
@@ -2516,6 +2646,626 @@
       <w:pPr>
         <w:spacing w:after="120"/>
       </w:pPr>
+    </w:p>
+    <w:p>
+      <w:pPr>
+        <w:pStyle w:val="Heading2"/>
+        <w:spacing w:before="280" w:after="160"/>
+      </w:pPr>
+      <w:r>
+        <w:rPr>
+          <w:rFonts w:ascii="Arial" w:hAnsi="Arial"/>
+          <w:b/>
+          <w:i w:val="0"/>
+          <w:color w:val="2C3E50"/>
+          <w:sz w:val="26"/>
+        </w:rPr>
+        <w:t>4.1 A régua do atraso</w:t>
+      </w:r>
+    </w:p>
+    <w:p>
+      <w:pPr>
+        <w:spacing w:after="140"/>
+        <w:jc w:val="both"/>
+      </w:pPr>
+      <w:r>
+        <w:rPr>
+          <w:rFonts w:ascii="Arial" w:hAnsi="Arial"/>
+          <w:b w:val="0"/>
+          <w:i w:val="0"/>
+          <w:color w:val="2C3E50"/>
+          <w:sz w:val="22"/>
+        </w:rPr>
+        <w:t>Nunca há multa, juros ou cobrança retroativa. O que muda é o que o sócio deixa de acessar enquanto estiver devendo — e é sempre reversível.</w:t>
+      </w:r>
+    </w:p>
+    <w:tbl>
+      <w:tblPr>
+        <w:tblW w:type="auto" w:w="0"/>
+        <w:jc w:val="center"/>
+        <w:tblLayout w:type="fixed"/>
+        <w:tblLook w:firstColumn="1" w:firstRow="1" w:lastColumn="0" w:lastRow="0" w:noHBand="0" w:noVBand="1" w:val="04A0"/>
+        <w:tblBorders>
+          <w:top w:val="single" w:sz="4" w:space="0" w:color="7F8C8D"/>
+          <w:left w:val="single" w:sz="4" w:space="0" w:color="7F8C8D"/>
+          <w:bottom w:val="single" w:sz="4" w:space="0" w:color="7F8C8D"/>
+          <w:right w:val="single" w:sz="4" w:space="0" w:color="7F8C8D"/>
+          <w:insideH w:val="single" w:sz="4" w:space="0" w:color="7F8C8D"/>
+          <w:insideV w:val="single" w:sz="4" w:space="0" w:color="7F8C8D"/>
+        </w:tblBorders>
+      </w:tblPr>
+      <w:tblGrid>
+        <w:gridCol w:w="3024"/>
+        <w:gridCol w:w="3024"/>
+        <w:gridCol w:w="3024"/>
+      </w:tblGrid>
+      <w:tr>
+        <w:tc>
+          <w:tcPr>
+            <w:tcW w:type="dxa" w:w="1701"/>
+            <w:shd w:val="clear" w:color="auto" w:fill="922B21"/>
+          </w:tcPr>
+          <w:p>
+            <w:pPr>
+              <w:spacing w:before="60" w:after="60"/>
+              <w:jc w:val="left"/>
+            </w:pPr>
+            <w:r/>
+            <w:r>
+              <w:rPr>
+                <w:rFonts w:ascii="Arial" w:hAnsi="Arial"/>
+                <w:b/>
+                <w:i w:val="0"/>
+                <w:color w:val="FFFFFF"/>
+                <w:sz w:val="20"/>
+              </w:rPr>
+              <w:t>Situação</w:t>
+            </w:r>
+          </w:p>
+        </w:tc>
+        <w:tc>
+          <w:tcPr>
+            <w:tcW w:type="dxa" w:w="2835"/>
+            <w:shd w:val="clear" w:color="auto" w:fill="922B21"/>
+          </w:tcPr>
+          <w:p>
+            <w:pPr>
+              <w:spacing w:before="60" w:after="60"/>
+              <w:jc w:val="left"/>
+            </w:pPr>
+            <w:r/>
+            <w:r>
+              <w:rPr>
+                <w:rFonts w:ascii="Arial" w:hAnsi="Arial"/>
+                <w:b/>
+                <w:i w:val="0"/>
+                <w:color w:val="FFFFFF"/>
+                <w:sz w:val="20"/>
+              </w:rPr>
+              <w:t>Quando acontece</w:t>
+            </w:r>
+          </w:p>
+        </w:tc>
+        <w:tc>
+          <w:tcPr>
+            <w:tcW w:type="dxa" w:w="4535"/>
+            <w:shd w:val="clear" w:color="auto" w:fill="922B21"/>
+          </w:tcPr>
+          <w:p>
+            <w:pPr>
+              <w:spacing w:before="60" w:after="60"/>
+              <w:jc w:val="left"/>
+            </w:pPr>
+            <w:r/>
+            <w:r>
+              <w:rPr>
+                <w:rFonts w:ascii="Arial" w:hAnsi="Arial"/>
+                <w:b/>
+                <w:i w:val="0"/>
+                <w:color w:val="FFFFFF"/>
+                <w:sz w:val="20"/>
+              </w:rPr>
+              <w:t>O que muda para o sócio</w:t>
+            </w:r>
+          </w:p>
+        </w:tc>
+      </w:tr>
+      <w:tr>
+        <w:tc>
+          <w:tcPr>
+            <w:tcW w:type="dxa" w:w="1701"/>
+            <w:shd w:val="clear" w:color="auto" w:fill="F2F3F4"/>
+          </w:tcPr>
+          <w:p>
+            <w:pPr>
+              <w:spacing w:before="60" w:after="60"/>
+              <w:jc w:val="left"/>
+            </w:pPr>
+            <w:r/>
+            <w:r>
+              <w:rPr>
+                <w:rFonts w:ascii="Arial" w:hAnsi="Arial"/>
+                <w:b/>
+                <w:i w:val="0"/>
+                <w:color w:val="2C3E50"/>
+                <w:sz w:val="20"/>
+              </w:rPr>
+              <w:t>Em dia</w:t>
+            </w:r>
+          </w:p>
+        </w:tc>
+        <w:tc>
+          <w:tcPr>
+            <w:tcW w:type="dxa" w:w="2835"/>
+            <w:shd w:val="clear" w:color="auto" w:fill="F2F3F4"/>
+          </w:tcPr>
+          <w:p>
+            <w:pPr>
+              <w:spacing w:before="60" w:after="60"/>
+              <w:jc w:val="left"/>
+            </w:pPr>
+            <w:r/>
+            <w:r>
+              <w:rPr>
+                <w:rFonts w:ascii="Arial" w:hAnsi="Arial"/>
+                <w:b w:val="0"/>
+                <w:i w:val="0"/>
+                <w:color w:val="2C3E50"/>
+                <w:sz w:val="20"/>
+              </w:rPr>
+              <w:t>Pagou até o dia 5</w:t>
+            </w:r>
+          </w:p>
+        </w:tc>
+        <w:tc>
+          <w:tcPr>
+            <w:tcW w:type="dxa" w:w="4535"/>
+            <w:shd w:val="clear" w:color="auto" w:fill="F2F3F4"/>
+          </w:tcPr>
+          <w:p>
+            <w:pPr>
+              <w:spacing w:before="60" w:after="60"/>
+              <w:jc w:val="left"/>
+            </w:pPr>
+            <w:r/>
+            <w:r>
+              <w:rPr>
+                <w:rFonts w:ascii="Arial" w:hAnsi="Arial"/>
+                <w:b w:val="0"/>
+                <w:i w:val="0"/>
+                <w:color w:val="2C3E50"/>
+                <w:sz w:val="20"/>
+              </w:rPr>
+              <w:t>Ganha o troféu do mês e concorre aos sorteios</w:t>
+            </w:r>
+          </w:p>
+        </w:tc>
+      </w:tr>
+      <w:tr>
+        <w:tc>
+          <w:tcPr>
+            <w:tcW w:type="dxa" w:w="1701"/>
+            <w:shd w:val="clear" w:color="auto" w:fill="F2F3F4"/>
+          </w:tcPr>
+          <w:p>
+            <w:pPr>
+              <w:spacing w:before="60" w:after="60"/>
+              <w:jc w:val="left"/>
+            </w:pPr>
+            <w:r/>
+            <w:r>
+              <w:rPr>
+                <w:rFonts w:ascii="Arial" w:hAnsi="Arial"/>
+                <w:b/>
+                <w:i w:val="0"/>
+                <w:color w:val="2C3E50"/>
+                <w:sz w:val="20"/>
+              </w:rPr>
+              <w:t>Pago com atraso</w:t>
+            </w:r>
+          </w:p>
+        </w:tc>
+        <w:tc>
+          <w:tcPr>
+            <w:tcW w:type="dxa" w:w="2835"/>
+            <w:shd w:val="clear" w:color="auto" w:fill="F2F3F4"/>
+          </w:tcPr>
+          <w:p>
+            <w:pPr>
+              <w:spacing w:before="60" w:after="60"/>
+              <w:jc w:val="left"/>
+            </w:pPr>
+            <w:r/>
+            <w:r>
+              <w:rPr>
+                <w:rFonts w:ascii="Arial" w:hAnsi="Arial"/>
+                <w:b w:val="0"/>
+                <w:i w:val="0"/>
+                <w:color w:val="2C3E50"/>
+                <w:sz w:val="20"/>
+              </w:rPr>
+              <w:t>Pagou depois do dia 5</w:t>
+            </w:r>
+          </w:p>
+        </w:tc>
+        <w:tc>
+          <w:tcPr>
+            <w:tcW w:type="dxa" w:w="4535"/>
+            <w:shd w:val="clear" w:color="auto" w:fill="F2F3F4"/>
+          </w:tcPr>
+          <w:p>
+            <w:pPr>
+              <w:spacing w:before="60" w:after="60"/>
+              <w:jc w:val="left"/>
+            </w:pPr>
+            <w:r/>
+            <w:r>
+              <w:rPr>
+                <w:rFonts w:ascii="Arial" w:hAnsi="Arial"/>
+                <w:b w:val="0"/>
+                <w:i w:val="0"/>
+                <w:color w:val="2C3E50"/>
+                <w:sz w:val="20"/>
+              </w:rPr>
+              <w:t>Vale como pago. Perde o troféu daquele mês e a sequência recomeça</w:t>
+            </w:r>
+          </w:p>
+        </w:tc>
+      </w:tr>
+      <w:tr>
+        <w:tc>
+          <w:tcPr>
+            <w:tcW w:type="dxa" w:w="1701"/>
+            <w:shd w:val="clear" w:color="auto" w:fill="F2F3F4"/>
+          </w:tcPr>
+          <w:p>
+            <w:pPr>
+              <w:spacing w:before="60" w:after="60"/>
+              <w:jc w:val="left"/>
+            </w:pPr>
+            <w:r/>
+            <w:r>
+              <w:rPr>
+                <w:rFonts w:ascii="Arial" w:hAnsi="Arial"/>
+                <w:b/>
+                <w:i w:val="0"/>
+                <w:color w:val="2C3E50"/>
+                <w:sz w:val="20"/>
+              </w:rPr>
+              <w:t>Atrasado</w:t>
+            </w:r>
+          </w:p>
+        </w:tc>
+        <w:tc>
+          <w:tcPr>
+            <w:tcW w:type="dxa" w:w="2835"/>
+            <w:shd w:val="clear" w:color="auto" w:fill="F2F3F4"/>
+          </w:tcPr>
+          <w:p>
+            <w:pPr>
+              <w:spacing w:before="60" w:after="60"/>
+              <w:jc w:val="left"/>
+            </w:pPr>
+            <w:r/>
+            <w:r>
+              <w:rPr>
+                <w:rFonts w:ascii="Arial" w:hAnsi="Arial"/>
+                <w:b w:val="0"/>
+                <w:i w:val="0"/>
+                <w:color w:val="2C3E50"/>
+                <w:sz w:val="20"/>
+              </w:rPr>
+              <w:t>Passou do dia 5 com o mês em aberto</w:t>
+            </w:r>
+          </w:p>
+        </w:tc>
+        <w:tc>
+          <w:tcPr>
+            <w:tcW w:type="dxa" w:w="4535"/>
+            <w:shd w:val="clear" w:color="auto" w:fill="F2F3F4"/>
+          </w:tcPr>
+          <w:p>
+            <w:pPr>
+              <w:spacing w:before="60" w:after="60"/>
+              <w:jc w:val="left"/>
+            </w:pPr>
+            <w:r/>
+            <w:r>
+              <w:rPr>
+                <w:rFonts w:ascii="Arial" w:hAnsi="Arial"/>
+                <w:b w:val="0"/>
+                <w:i w:val="0"/>
+                <w:color w:val="2C3E50"/>
+                <w:sz w:val="20"/>
+              </w:rPr>
+              <w:t>Fica fora dos sorteios e recebe um lembrete amigável. Painel, mural, missões e finanças continuam. Pontos de missão ficam retidos até pagar</w:t>
+            </w:r>
+          </w:p>
+        </w:tc>
+      </w:tr>
+      <w:tr>
+        <w:tc>
+          <w:tcPr>
+            <w:tcW w:type="dxa" w:w="1701"/>
+            <w:shd w:val="clear" w:color="auto" w:fill="F2F3F4"/>
+          </w:tcPr>
+          <w:p>
+            <w:pPr>
+              <w:spacing w:before="60" w:after="60"/>
+              <w:jc w:val="left"/>
+            </w:pPr>
+            <w:r/>
+            <w:r>
+              <w:rPr>
+                <w:rFonts w:ascii="Arial" w:hAnsi="Arial"/>
+                <w:b/>
+                <w:i w:val="0"/>
+                <w:color w:val="2C3E50"/>
+                <w:sz w:val="20"/>
+              </w:rPr>
+              <w:t>Suspenso</w:t>
+            </w:r>
+          </w:p>
+        </w:tc>
+        <w:tc>
+          <w:tcPr>
+            <w:tcW w:type="dxa" w:w="2835"/>
+            <w:shd w:val="clear" w:color="auto" w:fill="F2F3F4"/>
+          </w:tcPr>
+          <w:p>
+            <w:pPr>
+              <w:spacing w:before="60" w:after="60"/>
+              <w:jc w:val="left"/>
+            </w:pPr>
+            <w:r/>
+            <w:r>
+              <w:rPr>
+                <w:rFonts w:ascii="Arial" w:hAnsi="Arial"/>
+                <w:b w:val="0"/>
+                <w:i w:val="0"/>
+                <w:color w:val="2C3E50"/>
+                <w:sz w:val="20"/>
+              </w:rPr>
+              <w:t>Um mês fechado sem pagar</w:t>
+            </w:r>
+          </w:p>
+        </w:tc>
+        <w:tc>
+          <w:tcPr>
+            <w:tcW w:type="dxa" w:w="4535"/>
+            <w:shd w:val="clear" w:color="auto" w:fill="F2F3F4"/>
+          </w:tcPr>
+          <w:p>
+            <w:pPr>
+              <w:spacing w:before="60" w:after="60"/>
+              <w:jc w:val="left"/>
+            </w:pPr>
+            <w:r/>
+            <w:r>
+              <w:rPr>
+                <w:rFonts w:ascii="Arial" w:hAnsi="Arial"/>
+                <w:b w:val="0"/>
+                <w:i w:val="0"/>
+                <w:color w:val="2C3E50"/>
+                <w:sz w:val="20"/>
+              </w:rPr>
+              <w:t>Sai dos sorteios e do mural; o painel segue acessível</w:t>
+            </w:r>
+          </w:p>
+        </w:tc>
+      </w:tr>
+      <w:tr>
+        <w:tc>
+          <w:tcPr>
+            <w:tcW w:type="dxa" w:w="1701"/>
+            <w:shd w:val="clear" w:color="auto" w:fill="F2F3F4"/>
+          </w:tcPr>
+          <w:p>
+            <w:pPr>
+              <w:spacing w:before="60" w:after="60"/>
+              <w:jc w:val="left"/>
+            </w:pPr>
+            <w:r/>
+            <w:r>
+              <w:rPr>
+                <w:rFonts w:ascii="Arial" w:hAnsi="Arial"/>
+                <w:b/>
+                <w:i w:val="0"/>
+                <w:color w:val="2C3E50"/>
+                <w:sz w:val="20"/>
+              </w:rPr>
+              <w:t>Inativo</w:t>
+            </w:r>
+          </w:p>
+        </w:tc>
+        <w:tc>
+          <w:tcPr>
+            <w:tcW w:type="dxa" w:w="2835"/>
+            <w:shd w:val="clear" w:color="auto" w:fill="F2F3F4"/>
+          </w:tcPr>
+          <w:p>
+            <w:pPr>
+              <w:spacing w:before="60" w:after="60"/>
+              <w:jc w:val="left"/>
+            </w:pPr>
+            <w:r/>
+            <w:r>
+              <w:rPr>
+                <w:rFonts w:ascii="Arial" w:hAnsi="Arial"/>
+                <w:b w:val="0"/>
+                <w:i w:val="0"/>
+                <w:color w:val="2C3E50"/>
+                <w:sz w:val="20"/>
+              </w:rPr>
+              <w:t>Dois meses seguidos sem pagar</w:t>
+            </w:r>
+          </w:p>
+        </w:tc>
+        <w:tc>
+          <w:tcPr>
+            <w:tcW w:type="dxa" w:w="4535"/>
+            <w:shd w:val="clear" w:color="auto" w:fill="F2F3F4"/>
+          </w:tcPr>
+          <w:p>
+            <w:pPr>
+              <w:spacing w:before="60" w:after="60"/>
+              <w:jc w:val="left"/>
+            </w:pPr>
+            <w:r/>
+            <w:r>
+              <w:rPr>
+                <w:rFonts w:ascii="Arial" w:hAnsi="Arial"/>
+                <w:b w:val="0"/>
+                <w:i w:val="0"/>
+                <w:color w:val="2C3E50"/>
+                <w:sz w:val="20"/>
+              </w:rPr>
+              <w:t>Sai do quadro ativo e o progresso da temporada zera</w:t>
+            </w:r>
+          </w:p>
+        </w:tc>
+      </w:tr>
+    </w:tbl>
+    <w:p>
+      <w:pPr>
+        <w:spacing w:after="160"/>
+      </w:pPr>
+    </w:p>
+    <w:p>
+      <w:pPr>
+        <w:spacing w:after="140"/>
+        <w:jc w:val="both"/>
+      </w:pPr>
+      <w:r>
+        <w:rPr>
+          <w:rFonts w:ascii="Arial" w:hAnsi="Arial"/>
+          <w:b w:val="0"/>
+          <w:i w:val="0"/>
+          <w:color w:val="2C3E50"/>
+          <w:sz w:val="22"/>
+        </w:rPr>
+        <w:t>A situação é calculada a partir dos pagamentos confirmados — nunca digitada por alguém. Isso evita o caso clássico do sócio que pagou e continua marcado como devedor porque ninguém lembrou de mudar o status.</w:t>
+      </w:r>
+    </w:p>
+    <w:p>
+      <w:pPr>
+        <w:pStyle w:val="Heading2"/>
+        <w:spacing w:before="280" w:after="160"/>
+      </w:pPr>
+      <w:r>
+        <w:rPr>
+          <w:rFonts w:ascii="Arial" w:hAnsi="Arial"/>
+          <w:b/>
+          <w:i w:val="0"/>
+          <w:color w:val="2C3E50"/>
+          <w:sz w:val="26"/>
+        </w:rPr>
+        <w:t>4.2 Entressafra e volta do inativo</w:t>
+      </w:r>
+    </w:p>
+    <w:p>
+      <w:pPr>
+        <w:pStyle w:val="ListBullet"/>
+        <w:spacing w:after="80"/>
+      </w:pPr>
+      <w:r>
+        <w:rPr>
+          <w:rFonts w:ascii="Arial" w:hAnsi="Arial"/>
+          <w:b/>
+          <w:i w:val="0"/>
+          <w:color w:val="2C3E50"/>
+          <w:sz w:val="22"/>
+        </w:rPr>
+        <w:t xml:space="preserve">Na entressafra o relógio congela: </w:t>
+      </w:r>
+      <w:r>
+        <w:rPr>
+          <w:rFonts w:ascii="Arial" w:hAnsi="Arial"/>
+          <w:b w:val="0"/>
+          <w:i w:val="0"/>
+          <w:color w:val="2C3E50"/>
+          <w:sz w:val="22"/>
+        </w:rPr>
+        <w:t>dezembro e janeiro não acumulam mês novo em aberto. Mas não perdoa: quem já estava suspenso ou inativo continua assim até regularizar.</w:t>
+      </w:r>
+    </w:p>
+    <w:p>
+      <w:pPr>
+        <w:pStyle w:val="ListBullet"/>
+        <w:spacing w:after="80"/>
+      </w:pPr>
+      <w:r>
+        <w:rPr>
+          <w:rFonts w:ascii="Arial" w:hAnsi="Arial"/>
+          <w:b/>
+          <w:i w:val="0"/>
+          <w:color w:val="2C3E50"/>
+          <w:sz w:val="22"/>
+        </w:rPr>
+        <w:t xml:space="preserve">Quem volta não recomeça do zero: </w:t>
+      </w:r>
+      <w:r>
+        <w:rPr>
+          <w:rFonts w:ascii="Arial" w:hAnsi="Arial"/>
+          <w:b w:val="0"/>
+          <w:i w:val="0"/>
+          <w:color w:val="2C3E50"/>
+          <w:sz w:val="22"/>
+        </w:rPr>
+        <w:t>o sócio inativo que retorna mantém para sempre o número da carteirinha, a antiguidade e todo o histórico de pagamentos. O que zera é o progresso e os troféus da temporada.</w:t>
+      </w:r>
+    </w:p>
+    <w:p>
+      <w:pPr>
+        <w:pStyle w:val="ListBullet"/>
+        <w:spacing w:after="80"/>
+      </w:pPr>
+      <w:r>
+        <w:rPr>
+          <w:rFonts w:ascii="Arial" w:hAnsi="Arial"/>
+          <w:b/>
+          <w:i w:val="0"/>
+          <w:color w:val="2C3E50"/>
+          <w:sz w:val="22"/>
+        </w:rPr>
+        <w:t xml:space="preserve">Volta pagando só o mês corrente: </w:t>
+      </w:r>
+      <w:r>
+        <w:rPr>
+          <w:rFonts w:ascii="Arial" w:hAnsi="Arial"/>
+          <w:b w:val="0"/>
+          <w:i w:val="0"/>
+          <w:color w:val="2C3E50"/>
+          <w:sz w:val="22"/>
+        </w:rPr>
+        <w:t>sem cobrança retroativa dos meses em que esteve fora, e podendo trocar de nível na volta.</w:t>
+      </w:r>
+    </w:p>
+    <w:p>
+      <w:pPr>
+        <w:pStyle w:val="ListBullet"/>
+        <w:spacing w:after="80"/>
+      </w:pPr>
+      <w:r>
+        <w:rPr>
+          <w:rFonts w:ascii="Arial" w:hAnsi="Arial"/>
+          <w:b/>
+          <w:i w:val="0"/>
+          <w:color w:val="2C3E50"/>
+          <w:sz w:val="22"/>
+        </w:rPr>
+        <w:t xml:space="preserve">Ele continua entrando no painel: </w:t>
+      </w:r>
+      <w:r>
+        <w:rPr>
+          <w:rFonts w:ascii="Arial" w:hAnsi="Arial"/>
+          <w:b w:val="0"/>
+          <w:i w:val="0"/>
+          <w:color w:val="2C3E50"/>
+          <w:sz w:val="22"/>
+        </w:rPr>
+        <w:t>em versão reduzida. É a tela de quem a quadrilha mais quer de volta — fechá-la seria fechar a porta.</w:t>
+      </w:r>
     </w:p>
     <w:p>
       <w:pPr>
@@ -2985,7 +3735,7 @@
           <w:color w:val="2C3E50"/>
           <w:sz w:val="22"/>
         </w:rPr>
-        <w:t>quem indica um novo sócio entra em um sorteio extra ou ganha reconhecimento público. A indicação é registrada no sistema com o nome e o telefone de quem foi trazido — nunca CPF ou data de nascimento, que juntos são a senha de acesso do sócio ao painel.</w:t>
+        <w:t>quem indica um novo sócio ganha reconhecimento público e o troféu “Chamador de Gente” no painel — não um sorteio à parte. A urna é única: todo apoio vale igual na hora do sorteio, e criar uma segunda urna contradiria a promessa feita ao sócio. A indicação é registrada no sistema com o nome e o telefone de quem foi trazido — nunca CPF ou data de nascimento, que juntos são a senha de acesso do sócio ao painel.</w:t>
       </w:r>
     </w:p>
     <w:p>
@@ -4755,8 +5505,9 @@
         </w:tblBorders>
       </w:tblPr>
       <w:tblGrid>
-        <w:gridCol w:w="4536"/>
-        <w:gridCol w:w="4536"/>
+        <w:gridCol w:w="3024"/>
+        <w:gridCol w:w="3024"/>
+        <w:gridCol w:w="3024"/>
       </w:tblGrid>
       <w:tr>
         <w:tc>
@@ -4776,7 +5527,7 @@
                 <w:b/>
                 <w:i w:val="0"/>
                 <w:color w:val="FFFFFF"/>
-                <w:sz w:val="20"/>
+                <w:sz w:val="19"/>
               </w:rPr>
               <w:t>Conquista</w:t>
             </w:r>
@@ -4784,7 +5535,7 @@
         </w:tc>
         <w:tc>
           <w:tcPr>
-            <w:tcW w:type="dxa" w:w="6520"/>
+            <w:tcW w:type="dxa" w:w="4819"/>
             <w:shd w:val="clear" w:color="auto" w:fill="922B21"/>
           </w:tcPr>
           <w:p>
@@ -4799,9 +5550,32 @@
                 <w:b/>
                 <w:i w:val="0"/>
                 <w:color w:val="FFFFFF"/>
-                <w:sz w:val="20"/>
+                <w:sz w:val="19"/>
               </w:rPr>
               <w:t>Como se desbloqueia</w:t>
+            </w:r>
+          </w:p>
+        </w:tc>
+        <w:tc>
+          <w:tcPr>
+            <w:tcW w:type="dxa" w:w="1701"/>
+            <w:shd w:val="clear" w:color="auto" w:fill="922B21"/>
+          </w:tcPr>
+          <w:p>
+            <w:pPr>
+              <w:spacing w:before="60" w:after="60"/>
+              <w:jc w:val="left"/>
+            </w:pPr>
+            <w:r/>
+            <w:r>
+              <w:rPr>
+                <w:rFonts w:ascii="Arial" w:hAnsi="Arial"/>
+                <w:b/>
+                <w:i w:val="0"/>
+                <w:color w:val="FFFFFF"/>
+                <w:sz w:val="19"/>
+              </w:rPr>
+              <w:t>Situação</w:t>
             </w:r>
           </w:p>
         </w:tc>
@@ -4824,15 +5598,15 @@
                 <w:b/>
                 <w:i w:val="0"/>
                 <w:color w:val="2C3E50"/>
-                <w:sz w:val="20"/>
-              </w:rPr>
-              <w:t>Em dia</w:t>
-            </w:r>
-          </w:p>
-        </w:tc>
-        <w:tc>
-          <w:tcPr>
-            <w:tcW w:type="dxa" w:w="6520"/>
+                <w:sz w:val="19"/>
+              </w:rPr>
+              <w:t>Primeira Fagulha</w:t>
+            </w:r>
+          </w:p>
+        </w:tc>
+        <w:tc>
+          <w:tcPr>
+            <w:tcW w:type="dxa" w:w="4819"/>
             <w:shd w:val="clear" w:color="auto" w:fill="F2F3F4"/>
           </w:tcPr>
           <w:p>
@@ -4847,9 +5621,32 @@
                 <w:b w:val="0"/>
                 <w:i w:val="0"/>
                 <w:color w:val="2C3E50"/>
-                <w:sz w:val="20"/>
-              </w:rPr>
-              <w:t>Pagar até o dia 5 do mês (usa a data real do pagamento)</w:t>
+                <w:sz w:val="19"/>
+              </w:rPr>
+              <w:t>A primeira contribuição confirmada. Começou</w:t>
+            </w:r>
+          </w:p>
+        </w:tc>
+        <w:tc>
+          <w:tcPr>
+            <w:tcW w:type="dxa" w:w="1701"/>
+            <w:shd w:val="clear" w:color="auto" w:fill="F2F3F4"/>
+          </w:tcPr>
+          <w:p>
+            <w:pPr>
+              <w:spacing w:before="60" w:after="60"/>
+              <w:jc w:val="left"/>
+            </w:pPr>
+            <w:r/>
+            <w:r>
+              <w:rPr>
+                <w:rFonts w:ascii="Arial" w:hAnsi="Arial"/>
+                <w:b w:val="0"/>
+                <w:i w:val="0"/>
+                <w:color w:val="2C3E50"/>
+                <w:sz w:val="19"/>
+              </w:rPr>
+              <w:t>No ar</w:t>
             </w:r>
           </w:p>
         </w:tc>
@@ -4872,15 +5669,15 @@
                 <w:b/>
                 <w:i w:val="0"/>
                 <w:color w:val="2C3E50"/>
-                <w:sz w:val="20"/>
-              </w:rPr>
-              <w:t>Sequência</w:t>
-            </w:r>
-          </w:p>
-        </w:tc>
-        <w:tc>
-          <w:tcPr>
-            <w:tcW w:type="dxa" w:w="6520"/>
+                <w:sz w:val="19"/>
+              </w:rPr>
+              <w:t>Pontual</w:t>
+            </w:r>
+          </w:p>
+        </w:tc>
+        <w:tc>
+          <w:tcPr>
+            <w:tcW w:type="dxa" w:w="4819"/>
             <w:shd w:val="clear" w:color="auto" w:fill="F2F3F4"/>
           </w:tcPr>
           <w:p>
@@ -4895,9 +5692,32 @@
                 <w:b w:val="0"/>
                 <w:i w:val="0"/>
                 <w:color w:val="2C3E50"/>
-                <w:sz w:val="20"/>
-              </w:rPr>
-              <w:t>Meses seguidos pagando em dia — a sequência aparece no painel</w:t>
+                <w:sz w:val="19"/>
+              </w:rPr>
+              <w:t>Pagar dentro do prazo — até o dia 5, pela data real do pagamento</w:t>
+            </w:r>
+          </w:p>
+        </w:tc>
+        <w:tc>
+          <w:tcPr>
+            <w:tcW w:type="dxa" w:w="1701"/>
+            <w:shd w:val="clear" w:color="auto" w:fill="F2F3F4"/>
+          </w:tcPr>
+          <w:p>
+            <w:pPr>
+              <w:spacing w:before="60" w:after="60"/>
+              <w:jc w:val="left"/>
+            </w:pPr>
+            <w:r/>
+            <w:r>
+              <w:rPr>
+                <w:rFonts w:ascii="Arial" w:hAnsi="Arial"/>
+                <w:b w:val="0"/>
+                <w:i w:val="0"/>
+                <w:color w:val="2C3E50"/>
+                <w:sz w:val="19"/>
+              </w:rPr>
+              <w:t>No ar</w:t>
             </w:r>
           </w:p>
         </w:tc>
@@ -4920,15 +5740,15 @@
                 <w:b/>
                 <w:i w:val="0"/>
                 <w:color w:val="2C3E50"/>
-                <w:sz w:val="20"/>
-              </w:rPr>
-              <w:t>Temporada completa</w:t>
-            </w:r>
-          </w:p>
-        </w:tc>
-        <w:tc>
-          <w:tcPr>
-            <w:tcW w:type="dxa" w:w="6520"/>
+                <w:sz w:val="19"/>
+              </w:rPr>
+              <w:t>Trio de Fogo</w:t>
+            </w:r>
+          </w:p>
+        </w:tc>
+        <w:tc>
+          <w:tcPr>
+            <w:tcW w:type="dxa" w:w="4819"/>
             <w:shd w:val="clear" w:color="auto" w:fill="F2F3F4"/>
           </w:tcPr>
           <w:p>
@@ -4943,9 +5763,32 @@
                 <w:b w:val="0"/>
                 <w:i w:val="0"/>
                 <w:color w:val="2C3E50"/>
-                <w:sz w:val="20"/>
-              </w:rPr>
-              <w:t>Contribuir em todos os meses da temporada</w:t>
+                <w:sz w:val="19"/>
+              </w:rPr>
+              <w:t>Três meses seguidos pagando dentro do prazo</w:t>
+            </w:r>
+          </w:p>
+        </w:tc>
+        <w:tc>
+          <w:tcPr>
+            <w:tcW w:type="dxa" w:w="1701"/>
+            <w:shd w:val="clear" w:color="auto" w:fill="F2F3F4"/>
+          </w:tcPr>
+          <w:p>
+            <w:pPr>
+              <w:spacing w:before="60" w:after="60"/>
+              <w:jc w:val="left"/>
+            </w:pPr>
+            <w:r/>
+            <w:r>
+              <w:rPr>
+                <w:rFonts w:ascii="Arial" w:hAnsi="Arial"/>
+                <w:b w:val="0"/>
+                <w:i w:val="0"/>
+                <w:color w:val="2C3E50"/>
+                <w:sz w:val="19"/>
+              </w:rPr>
+              <w:t>No ar</w:t>
             </w:r>
           </w:p>
         </w:tc>
@@ -4968,15 +5811,15 @@
                 <w:b/>
                 <w:i w:val="0"/>
                 <w:color w:val="2C3E50"/>
-                <w:sz w:val="20"/>
-              </w:rPr>
-              <w:t>Torcedor de arquibancada</w:t>
-            </w:r>
-          </w:p>
-        </w:tc>
-        <w:tc>
-          <w:tcPr>
-            <w:tcW w:type="dxa" w:w="6520"/>
+                <w:sz w:val="19"/>
+              </w:rPr>
+              <w:t>Temporada Completa</w:t>
+            </w:r>
+          </w:p>
+        </w:tc>
+        <w:tc>
+          <w:tcPr>
+            <w:tcW w:type="dxa" w:w="4819"/>
             <w:shd w:val="clear" w:color="auto" w:fill="F2F3F4"/>
           </w:tcPr>
           <w:p>
@@ -4991,9 +5834,32 @@
                 <w:b w:val="0"/>
                 <w:i w:val="0"/>
                 <w:color w:val="2C3E50"/>
-                <w:sz w:val="20"/>
-              </w:rPr>
-              <w:t>Presença registrada nos eventos da quadrilha</w:t>
+                <w:sz w:val="19"/>
+              </w:rPr>
+              <w:t>Contribuir em todos os meses da própria temporada</w:t>
+            </w:r>
+          </w:p>
+        </w:tc>
+        <w:tc>
+          <w:tcPr>
+            <w:tcW w:type="dxa" w:w="1701"/>
+            <w:shd w:val="clear" w:color="auto" w:fill="F2F3F4"/>
+          </w:tcPr>
+          <w:p>
+            <w:pPr>
+              <w:spacing w:before="60" w:after="60"/>
+              <w:jc w:val="left"/>
+            </w:pPr>
+            <w:r/>
+            <w:r>
+              <w:rPr>
+                <w:rFonts w:ascii="Arial" w:hAnsi="Arial"/>
+                <w:b w:val="0"/>
+                <w:i w:val="0"/>
+                <w:color w:val="2C3E50"/>
+                <w:sz w:val="19"/>
+              </w:rPr>
+              <w:t>No ar</w:t>
             </w:r>
           </w:p>
         </w:tc>
@@ -5016,15 +5882,15 @@
                 <w:b/>
                 <w:i w:val="0"/>
                 <w:color w:val="2C3E50"/>
-                <w:sz w:val="20"/>
-              </w:rPr>
-              <w:t>Padrinho</w:t>
-            </w:r>
-          </w:p>
-        </w:tc>
-        <w:tc>
-          <w:tcPr>
-            <w:tcW w:type="dxa" w:w="6520"/>
+                <w:sz w:val="19"/>
+              </w:rPr>
+              <w:t>Chamador de Gente</w:t>
+            </w:r>
+          </w:p>
+        </w:tc>
+        <w:tc>
+          <w:tcPr>
+            <w:tcW w:type="dxa" w:w="4819"/>
             <w:shd w:val="clear" w:color="auto" w:fill="F2F3F4"/>
           </w:tcPr>
           <w:p>
@@ -5039,9 +5905,32 @@
                 <w:b w:val="0"/>
                 <w:i w:val="0"/>
                 <w:color w:val="2C3E50"/>
-                <w:sz w:val="20"/>
-              </w:rPr>
-              <w:t>Indicar novos sócios que efetivamente aderirem</w:t>
+                <w:sz w:val="19"/>
+              </w:rPr>
+              <w:t>Indicar alguém que virou sócio de verdade</w:t>
+            </w:r>
+          </w:p>
+        </w:tc>
+        <w:tc>
+          <w:tcPr>
+            <w:tcW w:type="dxa" w:w="1701"/>
+            <w:shd w:val="clear" w:color="auto" w:fill="F2F3F4"/>
+          </w:tcPr>
+          <w:p>
+            <w:pPr>
+              <w:spacing w:before="60" w:after="60"/>
+              <w:jc w:val="left"/>
+            </w:pPr>
+            <w:r/>
+            <w:r>
+              <w:rPr>
+                <w:rFonts w:ascii="Arial" w:hAnsi="Arial"/>
+                <w:b w:val="0"/>
+                <w:i w:val="0"/>
+                <w:color w:val="2C3E50"/>
+                <w:sz w:val="19"/>
+              </w:rPr>
+              <w:t>No ar</w:t>
             </w:r>
           </w:p>
         </w:tc>
@@ -5064,7 +5953,7 @@
                 <w:b/>
                 <w:i w:val="0"/>
                 <w:color w:val="2C3E50"/>
-                <w:sz w:val="20"/>
+                <w:sz w:val="19"/>
               </w:rPr>
               <w:t>Veterano</w:t>
             </w:r>
@@ -5072,7 +5961,7 @@
         </w:tc>
         <w:tc>
           <w:tcPr>
-            <w:tcW w:type="dxa" w:w="6520"/>
+            <w:tcW w:type="dxa" w:w="4819"/>
             <w:shd w:val="clear" w:color="auto" w:fill="F2F3F4"/>
           </w:tcPr>
           <w:p>
@@ -5087,9 +5976,316 @@
                 <w:b w:val="0"/>
                 <w:i w:val="0"/>
                 <w:color w:val="2C3E50"/>
-                <w:sz w:val="20"/>
-              </w:rPr>
-              <w:t>Renovar o apoio de uma temporada para outra</w:t>
+                <w:sz w:val="19"/>
+              </w:rPr>
+              <w:t>Apoiar a quadrilha em mais de uma temporada</w:t>
+            </w:r>
+          </w:p>
+        </w:tc>
+        <w:tc>
+          <w:tcPr>
+            <w:tcW w:type="dxa" w:w="1701"/>
+            <w:shd w:val="clear" w:color="auto" w:fill="F2F3F4"/>
+          </w:tcPr>
+          <w:p>
+            <w:pPr>
+              <w:spacing w:before="60" w:after="60"/>
+              <w:jc w:val="left"/>
+            </w:pPr>
+            <w:r/>
+            <w:r>
+              <w:rPr>
+                <w:rFonts w:ascii="Arial" w:hAnsi="Arial"/>
+                <w:b w:val="0"/>
+                <w:i w:val="0"/>
+                <w:color w:val="2C3E50"/>
+                <w:sz w:val="19"/>
+              </w:rPr>
+              <w:t>No ar</w:t>
+            </w:r>
+          </w:p>
+        </w:tc>
+      </w:tr>
+      <w:tr>
+        <w:tc>
+          <w:tcPr>
+            <w:tcW w:type="dxa" w:w="2551"/>
+            <w:shd w:val="clear" w:color="auto" w:fill="F2F3F4"/>
+          </w:tcPr>
+          <w:p>
+            <w:pPr>
+              <w:spacing w:before="60" w:after="60"/>
+              <w:jc w:val="left"/>
+            </w:pPr>
+            <w:r/>
+            <w:r>
+              <w:rPr>
+                <w:rFonts w:ascii="Arial" w:hAnsi="Arial"/>
+                <w:b/>
+                <w:i w:val="0"/>
+                <w:color w:val="2C3E50"/>
+                <w:sz w:val="19"/>
+              </w:rPr>
+              <w:t>Sócio Fiel (físico)</w:t>
+            </w:r>
+          </w:p>
+        </w:tc>
+        <w:tc>
+          <w:tcPr>
+            <w:tcW w:type="dxa" w:w="4819"/>
+            <w:shd w:val="clear" w:color="auto" w:fill="F2F3F4"/>
+          </w:tcPr>
+          <w:p>
+            <w:pPr>
+              <w:spacing w:before="60" w:after="60"/>
+              <w:jc w:val="left"/>
+            </w:pPr>
+            <w:r/>
+            <w:r>
+              <w:rPr>
+                <w:rFonts w:ascii="Arial" w:hAnsi="Arial"/>
+                <w:b w:val="0"/>
+                <w:i w:val="0"/>
+                <w:color w:val="2C3E50"/>
+                <w:sz w:val="19"/>
+              </w:rPr>
+              <w:t>Três meses seguidos no prazo — troféu entregue na mão pela coordenação</w:t>
+            </w:r>
+          </w:p>
+        </w:tc>
+        <w:tc>
+          <w:tcPr>
+            <w:tcW w:type="dxa" w:w="1701"/>
+            <w:shd w:val="clear" w:color="auto" w:fill="F2F3F4"/>
+          </w:tcPr>
+          <w:p>
+            <w:pPr>
+              <w:spacing w:before="60" w:after="60"/>
+              <w:jc w:val="left"/>
+            </w:pPr>
+            <w:r/>
+            <w:r>
+              <w:rPr>
+                <w:rFonts w:ascii="Arial" w:hAnsi="Arial"/>
+                <w:b w:val="0"/>
+                <w:i w:val="0"/>
+                <w:color w:val="2C3E50"/>
+                <w:sz w:val="19"/>
+              </w:rPr>
+              <w:t>No ar</w:t>
+            </w:r>
+          </w:p>
+        </w:tc>
+      </w:tr>
+      <w:tr>
+        <w:tc>
+          <w:tcPr>
+            <w:tcW w:type="dxa" w:w="2551"/>
+            <w:shd w:val="clear" w:color="auto" w:fill="F2F3F4"/>
+          </w:tcPr>
+          <w:p>
+            <w:pPr>
+              <w:spacing w:before="60" w:after="60"/>
+              <w:jc w:val="left"/>
+            </w:pPr>
+            <w:r/>
+            <w:r>
+              <w:rPr>
+                <w:rFonts w:ascii="Arial" w:hAnsi="Arial"/>
+                <w:b/>
+                <w:i w:val="0"/>
+                <w:color w:val="2C3E50"/>
+                <w:sz w:val="19"/>
+              </w:rPr>
+              <w:t>Torcedor de Arquibancada</w:t>
+            </w:r>
+          </w:p>
+        </w:tc>
+        <w:tc>
+          <w:tcPr>
+            <w:tcW w:type="dxa" w:w="4819"/>
+            <w:shd w:val="clear" w:color="auto" w:fill="F2F3F4"/>
+          </w:tcPr>
+          <w:p>
+            <w:pPr>
+              <w:spacing w:before="60" w:after="60"/>
+              <w:jc w:val="left"/>
+            </w:pPr>
+            <w:r/>
+            <w:r>
+              <w:rPr>
+                <w:rFonts w:ascii="Arial" w:hAnsi="Arial"/>
+                <w:b w:val="0"/>
+                <w:i w:val="0"/>
+                <w:color w:val="2C3E50"/>
+                <w:sz w:val="19"/>
+              </w:rPr>
+              <w:t>Presença registrada nos eventos da quadrilha</w:t>
+            </w:r>
+          </w:p>
+        </w:tc>
+        <w:tc>
+          <w:tcPr>
+            <w:tcW w:type="dxa" w:w="1701"/>
+            <w:shd w:val="clear" w:color="auto" w:fill="F2F3F4"/>
+          </w:tcPr>
+          <w:p>
+            <w:pPr>
+              <w:spacing w:before="60" w:after="60"/>
+              <w:jc w:val="left"/>
+            </w:pPr>
+            <w:r/>
+            <w:r>
+              <w:rPr>
+                <w:rFonts w:ascii="Arial" w:hAnsi="Arial"/>
+                <w:b w:val="0"/>
+                <w:i w:val="0"/>
+                <w:color w:val="2C3E50"/>
+                <w:sz w:val="19"/>
+              </w:rPr>
+              <w:t>No ar</w:t>
+            </w:r>
+          </w:p>
+        </w:tc>
+      </w:tr>
+      <w:tr>
+        <w:tc>
+          <w:tcPr>
+            <w:tcW w:type="dxa" w:w="2551"/>
+            <w:shd w:val="clear" w:color="auto" w:fill="F2F3F4"/>
+          </w:tcPr>
+          <w:p>
+            <w:pPr>
+              <w:spacing w:before="60" w:after="60"/>
+              <w:jc w:val="left"/>
+            </w:pPr>
+            <w:r/>
+            <w:r>
+              <w:rPr>
+                <w:rFonts w:ascii="Arial" w:hAnsi="Arial"/>
+                <w:b/>
+                <w:i w:val="0"/>
+                <w:color w:val="2C3E50"/>
+                <w:sz w:val="19"/>
+              </w:rPr>
+              <w:t>Missão Cumprida</w:t>
+            </w:r>
+          </w:p>
+        </w:tc>
+        <w:tc>
+          <w:tcPr>
+            <w:tcW w:type="dxa" w:w="4819"/>
+            <w:shd w:val="clear" w:color="auto" w:fill="F2F3F4"/>
+          </w:tcPr>
+          <w:p>
+            <w:pPr>
+              <w:spacing w:before="60" w:after="60"/>
+              <w:jc w:val="left"/>
+            </w:pPr>
+            <w:r/>
+            <w:r>
+              <w:rPr>
+                <w:rFonts w:ascii="Arial" w:hAnsi="Arial"/>
+                <w:b w:val="0"/>
+                <w:i w:val="0"/>
+                <w:color w:val="2C3E50"/>
+                <w:sz w:val="19"/>
+              </w:rPr>
+              <w:t>A primeira missão aprovada pela coordenação</w:t>
+            </w:r>
+          </w:p>
+        </w:tc>
+        <w:tc>
+          <w:tcPr>
+            <w:tcW w:type="dxa" w:w="1701"/>
+            <w:shd w:val="clear" w:color="auto" w:fill="F2F3F4"/>
+          </w:tcPr>
+          <w:p>
+            <w:pPr>
+              <w:spacing w:before="60" w:after="60"/>
+              <w:jc w:val="left"/>
+            </w:pPr>
+            <w:r/>
+            <w:r>
+              <w:rPr>
+                <w:rFonts w:ascii="Arial" w:hAnsi="Arial"/>
+                <w:b w:val="0"/>
+                <w:i w:val="0"/>
+                <w:color w:val="2C3E50"/>
+                <w:sz w:val="19"/>
+              </w:rPr>
+              <w:t>No ar</w:t>
+            </w:r>
+          </w:p>
+        </w:tc>
+      </w:tr>
+      <w:tr>
+        <w:tc>
+          <w:tcPr>
+            <w:tcW w:type="dxa" w:w="2551"/>
+            <w:shd w:val="clear" w:color="auto" w:fill="F2F3F4"/>
+          </w:tcPr>
+          <w:p>
+            <w:pPr>
+              <w:spacing w:before="60" w:after="60"/>
+              <w:jc w:val="left"/>
+            </w:pPr>
+            <w:r/>
+            <w:r>
+              <w:rPr>
+                <w:rFonts w:ascii="Arial" w:hAnsi="Arial"/>
+                <w:b/>
+                <w:i w:val="0"/>
+                <w:color w:val="2C3E50"/>
+                <w:sz w:val="19"/>
+              </w:rPr>
+              <w:t>Puxador de Fila</w:t>
+            </w:r>
+          </w:p>
+        </w:tc>
+        <w:tc>
+          <w:tcPr>
+            <w:tcW w:type="dxa" w:w="4819"/>
+            <w:shd w:val="clear" w:color="auto" w:fill="F2F3F4"/>
+          </w:tcPr>
+          <w:p>
+            <w:pPr>
+              <w:spacing w:before="60" w:after="60"/>
+              <w:jc w:val="left"/>
+            </w:pPr>
+            <w:r/>
+            <w:r>
+              <w:rPr>
+                <w:rFonts w:ascii="Arial" w:hAnsi="Arial"/>
+                <w:b w:val="0"/>
+                <w:i w:val="0"/>
+                <w:color w:val="2C3E50"/>
+                <w:sz w:val="19"/>
+              </w:rPr>
+              <w:t>Cinco missões aprovadas na temporada</w:t>
+            </w:r>
+          </w:p>
+        </w:tc>
+        <w:tc>
+          <w:tcPr>
+            <w:tcW w:type="dxa" w:w="1701"/>
+            <w:shd w:val="clear" w:color="auto" w:fill="F2F3F4"/>
+          </w:tcPr>
+          <w:p>
+            <w:pPr>
+              <w:spacing w:before="60" w:after="60"/>
+              <w:jc w:val="left"/>
+            </w:pPr>
+            <w:r/>
+            <w:r>
+              <w:rPr>
+                <w:rFonts w:ascii="Arial" w:hAnsi="Arial"/>
+                <w:b w:val="0"/>
+                <w:i w:val="0"/>
+                <w:color w:val="2C3E50"/>
+                <w:sz w:val="19"/>
+              </w:rPr>
+              <w:t>No ar</w:t>
             </w:r>
           </w:p>
         </w:tc>
@@ -5123,7 +6319,7 @@
           <w:color w:val="2C3E50"/>
           <w:sz w:val="22"/>
         </w:rPr>
-        <w:t>quem paga depois do dia 5 não tem juros nem multa. Apenas não conquista o troféu daquele mês.</w:t>
+        <w:t>quem paga depois do dia 5 não tem juros nem multa. Apenas não conquista o troféu daquele mês — e a sequência recomeça.</w:t>
       </w:r>
     </w:p>
     <w:p>
@@ -5149,7 +6345,7 @@
           <w:color w:val="2C3E50"/>
           <w:sz w:val="22"/>
         </w:rPr>
-        <w:t>os troféus aparecem no painel do sócio no site e podem ser destacados nas redes.</w:t>
+        <w:t>os troféus aparecem no painel do sócio no site, com barra de progresso para os que ainda faltam, e podem ser destacados nas redes.</w:t>
       </w:r>
     </w:p>
     <w:p>
@@ -5175,7 +6371,33 @@
           <w:color w:val="2C3E50"/>
           <w:sz w:val="22"/>
         </w:rPr>
-        <w:t>a quadrilha pode entregar lembranças a quem acumula conquistas — decisão interna, sem promessa no material de divulgação.</w:t>
+        <w:t>o Sócio Fiel é entregue pessoalmente, a cada dois ou três meses — nunca todo mês. A quadrilha pode criar outras lembranças para quem acumula conquistas: decisão interna, sem promessa no material de divulgação.</w:t>
+      </w:r>
+    </w:p>
+    <w:p>
+      <w:pPr>
+        <w:pStyle w:val="ListBullet"/>
+        <w:spacing w:after="80"/>
+      </w:pPr>
+      <w:r>
+        <w:rPr>
+          <w:rFonts w:ascii="Arial" w:hAnsi="Arial"/>
+          <w:b/>
+          <w:i w:val="0"/>
+          <w:color w:val="2C3E50"/>
+          <w:sz w:val="22"/>
+        </w:rPr>
+        <w:t xml:space="preserve">Todas no ar: </w:t>
+      </w:r>
+      <w:r>
+        <w:rPr>
+          <w:rFonts w:ascii="Arial" w:hAnsi="Arial"/>
+          <w:b w:val="0"/>
+          <w:i w:val="0"/>
+          <w:color w:val="2C3E50"/>
+          <w:sz w:val="22"/>
+        </w:rPr>
+        <w:t>as dez conquistas já são calculadas pelo site, inclusive as três que dependiam do módulo de missões (Torcedor de Arquibancada, Missão Cumprida e Puxador de Fila), concluído em julho de 2026.</w:t>
       </w:r>
     </w:p>
     <w:p>
@@ -5191,7 +6413,682 @@
           <w:color w:val="922B21"/>
           <w:sz w:val="32"/>
         </w:rPr>
-        <w:t>10. SORTEIOS</w:t>
+        <w:t>10. MISSÕES: O QUE FAZER ENTRE UM DIA 5 E O OUTRO</w:t>
+      </w:r>
+    </w:p>
+    <w:p>
+      <w:pPr>
+        <w:spacing w:after="140"/>
+        <w:jc w:val="both"/>
+      </w:pPr>
+      <w:r>
+        <w:rPr>
+          <w:rFonts w:ascii="Arial" w:hAnsi="Arial"/>
+          <w:b w:val="0"/>
+          <w:i w:val="0"/>
+          <w:color w:val="2C3E50"/>
+          <w:sz w:val="22"/>
+        </w:rPr>
+        <w:t>O troféu premia quem paga. A missão dá o que fazer no resto do mês. Sem isso, o programa só dá sinal de vida no vencimento — e apoio que só aparece na hora de cobrar não cria torcida.</w:t>
+      </w:r>
+    </w:p>
+    <w:p>
+      <w:pPr>
+        <w:spacing w:after="140"/>
+        <w:jc w:val="both"/>
+      </w:pPr>
+      <w:r>
+        <w:rPr>
+          <w:rFonts w:ascii="Arial" w:hAnsi="Arial"/>
+          <w:b w:val="0"/>
+          <w:i w:val="0"/>
+          <w:color w:val="2C3E50"/>
+          <w:sz w:val="22"/>
+        </w:rPr>
+        <w:t>A coordenação publica cerca de uma missão por semana, mais relâmpagos ocasionais. Cada missão vale pontos, e os pontos alimentam o ranking da temporada e as conquistas.</w:t>
+      </w:r>
+    </w:p>
+    <w:tbl>
+      <w:tblPr>
+        <w:tblW w:type="auto" w:w="0"/>
+        <w:jc w:val="center"/>
+        <w:tblLayout w:type="fixed"/>
+        <w:tblLook w:firstColumn="1" w:firstRow="1" w:lastColumn="0" w:lastRow="0" w:noHBand="0" w:noVBand="1" w:val="04A0"/>
+        <w:tblBorders>
+          <w:top w:val="single" w:sz="4" w:space="0" w:color="7F8C8D"/>
+          <w:left w:val="single" w:sz="4" w:space="0" w:color="7F8C8D"/>
+          <w:bottom w:val="single" w:sz="4" w:space="0" w:color="7F8C8D"/>
+          <w:right w:val="single" w:sz="4" w:space="0" w:color="7F8C8D"/>
+          <w:insideH w:val="single" w:sz="4" w:space="0" w:color="7F8C8D"/>
+          <w:insideV w:val="single" w:sz="4" w:space="0" w:color="7F8C8D"/>
+        </w:tblBorders>
+      </w:tblPr>
+      <w:tblGrid>
+        <w:gridCol w:w="2268"/>
+        <w:gridCol w:w="2268"/>
+        <w:gridCol w:w="2268"/>
+        <w:gridCol w:w="2268"/>
+      </w:tblGrid>
+      <w:tr>
+        <w:tc>
+          <w:tcPr>
+            <w:tcW w:type="dxa" w:w="1587"/>
+            <w:shd w:val="clear" w:color="auto" w:fill="922B21"/>
+          </w:tcPr>
+          <w:p>
+            <w:pPr>
+              <w:spacing w:before="60" w:after="60"/>
+              <w:jc w:val="left"/>
+            </w:pPr>
+            <w:r/>
+            <w:r>
+              <w:rPr>
+                <w:rFonts w:ascii="Arial" w:hAnsi="Arial"/>
+                <w:b/>
+                <w:i w:val="0"/>
+                <w:color w:val="FFFFFF"/>
+                <w:sz w:val="19"/>
+              </w:rPr>
+              <w:t>Tipo</w:t>
+            </w:r>
+          </w:p>
+        </w:tc>
+        <w:tc>
+          <w:tcPr>
+            <w:tcW w:type="dxa" w:w="2948"/>
+            <w:shd w:val="clear" w:color="auto" w:fill="922B21"/>
+          </w:tcPr>
+          <w:p>
+            <w:pPr>
+              <w:spacing w:before="60" w:after="60"/>
+              <w:jc w:val="left"/>
+            </w:pPr>
+            <w:r/>
+            <w:r>
+              <w:rPr>
+                <w:rFonts w:ascii="Arial" w:hAnsi="Arial"/>
+                <w:b/>
+                <w:i w:val="0"/>
+                <w:color w:val="FFFFFF"/>
+                <w:sz w:val="19"/>
+              </w:rPr>
+              <w:t>O que é</w:t>
+            </w:r>
+          </w:p>
+        </w:tc>
+        <w:tc>
+          <w:tcPr>
+            <w:tcW w:type="dxa" w:w="2268"/>
+            <w:shd w:val="clear" w:color="auto" w:fill="922B21"/>
+          </w:tcPr>
+          <w:p>
+            <w:pPr>
+              <w:spacing w:before="60" w:after="60"/>
+              <w:jc w:val="left"/>
+            </w:pPr>
+            <w:r/>
+            <w:r>
+              <w:rPr>
+                <w:rFonts w:ascii="Arial" w:hAnsi="Arial"/>
+                <w:b/>
+                <w:i w:val="0"/>
+                <w:color w:val="FFFFFF"/>
+                <w:sz w:val="19"/>
+              </w:rPr>
+              <w:t>Como valida</w:t>
+            </w:r>
+          </w:p>
+        </w:tc>
+        <w:tc>
+          <w:tcPr>
+            <w:tcW w:type="dxa" w:w="2268"/>
+            <w:shd w:val="clear" w:color="auto" w:fill="922B21"/>
+          </w:tcPr>
+          <w:p>
+            <w:pPr>
+              <w:spacing w:before="60" w:after="60"/>
+              <w:jc w:val="left"/>
+            </w:pPr>
+            <w:r/>
+            <w:r>
+              <w:rPr>
+                <w:rFonts w:ascii="Arial" w:hAnsi="Arial"/>
+                <w:b/>
+                <w:i w:val="0"/>
+                <w:color w:val="FFFFFF"/>
+                <w:sz w:val="19"/>
+              </w:rPr>
+              <w:t>Custo para a coordenação</w:t>
+            </w:r>
+          </w:p>
+        </w:tc>
+      </w:tr>
+      <w:tr>
+        <w:tc>
+          <w:tcPr>
+            <w:tcW w:type="dxa" w:w="1587"/>
+            <w:shd w:val="clear" w:color="auto" w:fill="F2F3F4"/>
+          </w:tcPr>
+          <w:p>
+            <w:pPr>
+              <w:spacing w:before="60" w:after="60"/>
+              <w:jc w:val="left"/>
+            </w:pPr>
+            <w:r/>
+            <w:r>
+              <w:rPr>
+                <w:rFonts w:ascii="Arial" w:hAnsi="Arial"/>
+                <w:b/>
+                <w:i w:val="0"/>
+                <w:color w:val="2C3E50"/>
+                <w:sz w:val="19"/>
+              </w:rPr>
+              <w:t>Missão rápida</w:t>
+            </w:r>
+          </w:p>
+        </w:tc>
+        <w:tc>
+          <w:tcPr>
+            <w:tcW w:type="dxa" w:w="2948"/>
+            <w:shd w:val="clear" w:color="auto" w:fill="F2F3F4"/>
+          </w:tcPr>
+          <w:p>
+            <w:pPr>
+              <w:spacing w:before="60" w:after="60"/>
+              <w:jc w:val="left"/>
+            </w:pPr>
+            <w:r/>
+            <w:r>
+              <w:rPr>
+                <w:rFonts w:ascii="Arial" w:hAnsi="Arial"/>
+                <w:b w:val="0"/>
+                <w:i w:val="0"/>
+                <w:color w:val="2C3E50"/>
+                <w:sz w:val="19"/>
+              </w:rPr>
+              <w:t>Enquete, quiz sobre a quadrilha, pergunta do dia — respondida no próprio site</w:t>
+            </w:r>
+          </w:p>
+        </w:tc>
+        <w:tc>
+          <w:tcPr>
+            <w:tcW w:type="dxa" w:w="2268"/>
+            <w:shd w:val="clear" w:color="auto" w:fill="F2F3F4"/>
+          </w:tcPr>
+          <w:p>
+            <w:pPr>
+              <w:spacing w:before="60" w:after="60"/>
+              <w:jc w:val="left"/>
+            </w:pPr>
+            <w:r/>
+            <w:r>
+              <w:rPr>
+                <w:rFonts w:ascii="Arial" w:hAnsi="Arial"/>
+                <w:b w:val="0"/>
+                <w:i w:val="0"/>
+                <w:color w:val="2C3E50"/>
+                <w:sz w:val="19"/>
+              </w:rPr>
+              <w:t>Sozinha</w:t>
+            </w:r>
+          </w:p>
+        </w:tc>
+        <w:tc>
+          <w:tcPr>
+            <w:tcW w:type="dxa" w:w="2268"/>
+            <w:shd w:val="clear" w:color="auto" w:fill="F2F3F4"/>
+          </w:tcPr>
+          <w:p>
+            <w:pPr>
+              <w:spacing w:before="60" w:after="60"/>
+              <w:jc w:val="left"/>
+            </w:pPr>
+            <w:r/>
+            <w:r>
+              <w:rPr>
+                <w:rFonts w:ascii="Arial" w:hAnsi="Arial"/>
+                <w:b w:val="0"/>
+                <w:i w:val="0"/>
+                <w:color w:val="2C3E50"/>
+                <w:sz w:val="19"/>
+              </w:rPr>
+              <w:t>Zero — é o que permite cadência sem gerar fila</w:t>
+            </w:r>
+          </w:p>
+        </w:tc>
+      </w:tr>
+      <w:tr>
+        <w:tc>
+          <w:tcPr>
+            <w:tcW w:type="dxa" w:w="1587"/>
+            <w:shd w:val="clear" w:color="auto" w:fill="F2F3F4"/>
+          </w:tcPr>
+          <w:p>
+            <w:pPr>
+              <w:spacing w:before="60" w:after="60"/>
+              <w:jc w:val="left"/>
+            </w:pPr>
+            <w:r/>
+            <w:r>
+              <w:rPr>
+                <w:rFonts w:ascii="Arial" w:hAnsi="Arial"/>
+                <w:b/>
+                <w:i w:val="0"/>
+                <w:color w:val="2C3E50"/>
+                <w:sz w:val="19"/>
+              </w:rPr>
+              <w:t>Rede social</w:t>
+            </w:r>
+          </w:p>
+        </w:tc>
+        <w:tc>
+          <w:tcPr>
+            <w:tcW w:type="dxa" w:w="2948"/>
+            <w:shd w:val="clear" w:color="auto" w:fill="F2F3F4"/>
+          </w:tcPr>
+          <w:p>
+            <w:pPr>
+              <w:spacing w:before="60" w:after="60"/>
+              <w:jc w:val="left"/>
+            </w:pPr>
+            <w:r/>
+            <w:r>
+              <w:rPr>
+                <w:rFonts w:ascii="Arial" w:hAnsi="Arial"/>
+                <w:b w:val="0"/>
+                <w:i w:val="0"/>
+                <w:color w:val="2C3E50"/>
+                <w:sz w:val="19"/>
+              </w:rPr>
+              <w:t>Curtir, comentar, compartilhar ou postar story marcando a Explosão</w:t>
+            </w:r>
+          </w:p>
+        </w:tc>
+        <w:tc>
+          <w:tcPr>
+            <w:tcW w:type="dxa" w:w="2268"/>
+            <w:shd w:val="clear" w:color="auto" w:fill="F2F3F4"/>
+          </w:tcPr>
+          <w:p>
+            <w:pPr>
+              <w:spacing w:before="60" w:after="60"/>
+              <w:jc w:val="left"/>
+            </w:pPr>
+            <w:r/>
+            <w:r>
+              <w:rPr>
+                <w:rFonts w:ascii="Arial" w:hAnsi="Arial"/>
+                <w:b w:val="0"/>
+                <w:i w:val="0"/>
+                <w:color w:val="2C3E50"/>
+                <w:sz w:val="19"/>
+              </w:rPr>
+              <w:t>Link da publicação, conferido por uma pessoa</w:t>
+            </w:r>
+          </w:p>
+        </w:tc>
+        <w:tc>
+          <w:tcPr>
+            <w:tcW w:type="dxa" w:w="2268"/>
+            <w:shd w:val="clear" w:color="auto" w:fill="F2F3F4"/>
+          </w:tcPr>
+          <w:p>
+            <w:pPr>
+              <w:spacing w:before="60" w:after="60"/>
+              <w:jc w:val="left"/>
+            </w:pPr>
+            <w:r/>
+            <w:r>
+              <w:rPr>
+                <w:rFonts w:ascii="Arial" w:hAnsi="Arial"/>
+                <w:b w:val="0"/>
+                <w:i w:val="0"/>
+                <w:color w:val="2C3E50"/>
+                <w:sz w:val="19"/>
+              </w:rPr>
+              <w:t>Alto — use cadência semanal; diária, com cem sócios, dá cem validações por dia</w:t>
+            </w:r>
+          </w:p>
+        </w:tc>
+      </w:tr>
+      <w:tr>
+        <w:tc>
+          <w:tcPr>
+            <w:tcW w:type="dxa" w:w="1587"/>
+            <w:shd w:val="clear" w:color="auto" w:fill="F2F3F4"/>
+          </w:tcPr>
+          <w:p>
+            <w:pPr>
+              <w:spacing w:before="60" w:after="60"/>
+              <w:jc w:val="left"/>
+            </w:pPr>
+            <w:r/>
+            <w:r>
+              <w:rPr>
+                <w:rFonts w:ascii="Arial" w:hAnsi="Arial"/>
+                <w:b/>
+                <w:i w:val="0"/>
+                <w:color w:val="2C3E50"/>
+                <w:sz w:val="19"/>
+              </w:rPr>
+              <w:t>Presença</w:t>
+            </w:r>
+          </w:p>
+        </w:tc>
+        <w:tc>
+          <w:tcPr>
+            <w:tcW w:type="dxa" w:w="2948"/>
+            <w:shd w:val="clear" w:color="auto" w:fill="F2F3F4"/>
+          </w:tcPr>
+          <w:p>
+            <w:pPr>
+              <w:spacing w:before="60" w:after="60"/>
+              <w:jc w:val="left"/>
+            </w:pPr>
+            <w:r/>
+            <w:r>
+              <w:rPr>
+                <w:rFonts w:ascii="Arial" w:hAnsi="Arial"/>
+                <w:b w:val="0"/>
+                <w:i w:val="0"/>
+                <w:color w:val="2C3E50"/>
+                <w:sz w:val="19"/>
+              </w:rPr>
+              <w:t>Ensaio, apresentação ou reunião</w:t>
+            </w:r>
+          </w:p>
+        </w:tc>
+        <w:tc>
+          <w:tcPr>
+            <w:tcW w:type="dxa" w:w="2268"/>
+            <w:shd w:val="clear" w:color="auto" w:fill="F2F3F4"/>
+          </w:tcPr>
+          <w:p>
+            <w:pPr>
+              <w:spacing w:before="60" w:after="60"/>
+              <w:jc w:val="left"/>
+            </w:pPr>
+            <w:r/>
+            <w:r>
+              <w:rPr>
+                <w:rFonts w:ascii="Arial" w:hAnsi="Arial"/>
+                <w:b w:val="0"/>
+                <w:i w:val="0"/>
+                <w:color w:val="2C3E50"/>
+                <w:sz w:val="19"/>
+              </w:rPr>
+              <w:t>A coordenação marca quem veio, de uma vez</w:t>
+            </w:r>
+          </w:p>
+        </w:tc>
+        <w:tc>
+          <w:tcPr>
+            <w:tcW w:type="dxa" w:w="2268"/>
+            <w:shd w:val="clear" w:color="auto" w:fill="F2F3F4"/>
+          </w:tcPr>
+          <w:p>
+            <w:pPr>
+              <w:spacing w:before="60" w:after="60"/>
+              <w:jc w:val="left"/>
+            </w:pPr>
+            <w:r/>
+            <w:r>
+              <w:rPr>
+                <w:rFonts w:ascii="Arial" w:hAnsi="Arial"/>
+                <w:b w:val="0"/>
+                <w:i w:val="0"/>
+                <w:color w:val="2C3E50"/>
+                <w:sz w:val="19"/>
+              </w:rPr>
+              <w:t>Baixo — não gera fila</w:t>
+            </w:r>
+          </w:p>
+        </w:tc>
+      </w:tr>
+      <w:tr>
+        <w:tc>
+          <w:tcPr>
+            <w:tcW w:type="dxa" w:w="1587"/>
+            <w:shd w:val="clear" w:color="auto" w:fill="F2F3F4"/>
+          </w:tcPr>
+          <w:p>
+            <w:pPr>
+              <w:spacing w:before="60" w:after="60"/>
+              <w:jc w:val="left"/>
+            </w:pPr>
+            <w:r/>
+            <w:r>
+              <w:rPr>
+                <w:rFonts w:ascii="Arial" w:hAnsi="Arial"/>
+                <w:b/>
+                <w:i w:val="0"/>
+                <w:color w:val="2C3E50"/>
+                <w:sz w:val="19"/>
+              </w:rPr>
+              <w:t>Indicação</w:t>
+            </w:r>
+          </w:p>
+        </w:tc>
+        <w:tc>
+          <w:tcPr>
+            <w:tcW w:type="dxa" w:w="2948"/>
+            <w:shd w:val="clear" w:color="auto" w:fill="F2F3F4"/>
+          </w:tcPr>
+          <w:p>
+            <w:pPr>
+              <w:spacing w:before="60" w:after="60"/>
+              <w:jc w:val="left"/>
+            </w:pPr>
+            <w:r/>
+            <w:r>
+              <w:rPr>
+                <w:rFonts w:ascii="Arial" w:hAnsi="Arial"/>
+                <w:b w:val="0"/>
+                <w:i w:val="0"/>
+                <w:color w:val="2C3E50"/>
+                <w:sz w:val="19"/>
+              </w:rPr>
+              <w:t>Trazer um sócio novo</w:t>
+            </w:r>
+          </w:p>
+        </w:tc>
+        <w:tc>
+          <w:tcPr>
+            <w:tcW w:type="dxa" w:w="2268"/>
+            <w:shd w:val="clear" w:color="auto" w:fill="F2F3F4"/>
+          </w:tcPr>
+          <w:p>
+            <w:pPr>
+              <w:spacing w:before="60" w:after="60"/>
+              <w:jc w:val="left"/>
+            </w:pPr>
+            <w:r/>
+            <w:r>
+              <w:rPr>
+                <w:rFonts w:ascii="Arial" w:hAnsi="Arial"/>
+                <w:b w:val="0"/>
+                <w:i w:val="0"/>
+                <w:color w:val="2C3E50"/>
+                <w:sz w:val="19"/>
+              </w:rPr>
+              <w:t>Sozinha, conferindo o cadastro de quem foi indicado</w:t>
+            </w:r>
+          </w:p>
+        </w:tc>
+        <w:tc>
+          <w:tcPr>
+            <w:tcW w:type="dxa" w:w="2268"/>
+            <w:shd w:val="clear" w:color="auto" w:fill="F2F3F4"/>
+          </w:tcPr>
+          <w:p>
+            <w:pPr>
+              <w:spacing w:before="60" w:after="60"/>
+              <w:jc w:val="left"/>
+            </w:pPr>
+            <w:r/>
+            <w:r>
+              <w:rPr>
+                <w:rFonts w:ascii="Arial" w:hAnsi="Arial"/>
+                <w:b w:val="0"/>
+                <w:i w:val="0"/>
+                <w:color w:val="2C3E50"/>
+                <w:sz w:val="19"/>
+              </w:rPr>
+              <w:t>Zero — só conta quando o indicado tem contribuição confirmada</w:t>
+            </w:r>
+          </w:p>
+        </w:tc>
+      </w:tr>
+    </w:tbl>
+    <w:p>
+      <w:pPr>
+        <w:spacing w:after="160"/>
+      </w:pPr>
+    </w:p>
+    <w:p>
+      <w:pPr>
+        <w:pStyle w:val="ListBullet"/>
+        <w:spacing w:after="80"/>
+      </w:pPr>
+      <w:r>
+        <w:rPr>
+          <w:rFonts w:ascii="Arial" w:hAnsi="Arial"/>
+          <w:b/>
+          <w:i w:val="0"/>
+          <w:color w:val="2C3E50"/>
+          <w:sz w:val="22"/>
+        </w:rPr>
+        <w:t xml:space="preserve">Prova por link ou por escrito, não por print: </w:t>
+      </w:r>
+      <w:r>
+        <w:rPr>
+          <w:rFonts w:ascii="Arial" w:hAnsi="Arial"/>
+          <w:b w:val="0"/>
+          <w:i w:val="0"/>
+          <w:color w:val="2C3E50"/>
+          <w:sz w:val="22"/>
+        </w:rPr>
+        <w:t>a coordenação abre a publicação e vê o estado real dela, e link não se edita no editor de fotos. Para o que some em 24 horas, como story, vale a descrição por escrito com conferência por amostragem.</w:t>
+      </w:r>
+    </w:p>
+    <w:p>
+      <w:pPr>
+        <w:pStyle w:val="ListBullet"/>
+        <w:spacing w:after="80"/>
+      </w:pPr>
+      <w:r>
+        <w:rPr>
+          <w:rFonts w:ascii="Arial" w:hAnsi="Arial"/>
+          <w:b/>
+          <w:i w:val="0"/>
+          <w:color w:val="2C3E50"/>
+          <w:sz w:val="22"/>
+        </w:rPr>
+        <w:t xml:space="preserve">Missão nasce como rascunho: </w:t>
+      </w:r>
+      <w:r>
+        <w:rPr>
+          <w:rFonts w:ascii="Arial" w:hAnsi="Arial"/>
+          <w:b w:val="0"/>
+          <w:i w:val="0"/>
+          <w:color w:val="2C3E50"/>
+          <w:sz w:val="22"/>
+        </w:rPr>
+        <w:t>publicar é um segundo clique. E não se encerra missão com entrega pendente na fila — o sócio enviou, alguém precisa responder.</w:t>
+      </w:r>
+    </w:p>
+    <w:p>
+      <w:pPr>
+        <w:pStyle w:val="ListBullet"/>
+        <w:spacing w:after="80"/>
+      </w:pPr>
+      <w:r>
+        <w:rPr>
+          <w:rFonts w:ascii="Arial" w:hAnsi="Arial"/>
+          <w:b/>
+          <w:i w:val="0"/>
+          <w:color w:val="2C3E50"/>
+          <w:sz w:val="22"/>
+        </w:rPr>
+        <w:t xml:space="preserve">Pontos congelam na aprovação: </w:t>
+      </w:r>
+      <w:r>
+        <w:rPr>
+          <w:rFonts w:ascii="Arial" w:hAnsi="Arial"/>
+          <w:b w:val="0"/>
+          <w:i w:val="0"/>
+          <w:color w:val="2C3E50"/>
+          <w:sz w:val="22"/>
+        </w:rPr>
+        <w:t>mudar depois o valor de uma missão já aprovada é recusado pelo sistema. O que foi ganho, foi ganho.</w:t>
+      </w:r>
+    </w:p>
+    <w:p>
+      <w:pPr>
+        <w:pStyle w:val="ListBullet"/>
+        <w:spacing w:after="80"/>
+      </w:pPr>
+      <w:r>
+        <w:rPr>
+          <w:rFonts w:ascii="Arial" w:hAnsi="Arial"/>
+          <w:b/>
+          <w:i w:val="0"/>
+          <w:color w:val="2C3E50"/>
+          <w:sz w:val="22"/>
+        </w:rPr>
+        <w:t xml:space="preserve">Quem está devendo joga, mas os pontos ficam retidos: </w:t>
+      </w:r>
+      <w:r>
+        <w:rPr>
+          <w:rFonts w:ascii="Arial" w:hAnsi="Arial"/>
+          <w:b w:val="0"/>
+          <w:i w:val="0"/>
+          <w:color w:val="2C3E50"/>
+          <w:sz w:val="22"/>
+        </w:rPr>
+        <w:t>libera quando o mês for pago. É o desenho que dá algo concreto a perder sem expulsar ninguém da brincadeira. Quem deixa o mês fechar (suspenso) sai das missões.</w:t>
+      </w:r>
+    </w:p>
+    <w:p>
+      <w:pPr>
+        <w:pStyle w:val="ListBullet"/>
+        <w:spacing w:after="80"/>
+      </w:pPr>
+      <w:r>
+        <w:rPr>
+          <w:rFonts w:ascii="Arial" w:hAnsi="Arial"/>
+          <w:b/>
+          <w:i w:val="0"/>
+          <w:color w:val="2C3E50"/>
+          <w:sz w:val="22"/>
+        </w:rPr>
+        <w:t xml:space="preserve">Validação em lote: </w:t>
+      </w:r>
+      <w:r>
+        <w:rPr>
+          <w:rFonts w:ascii="Arial" w:hAnsi="Arial"/>
+          <w:b w:val="0"/>
+          <w:i w:val="0"/>
+          <w:color w:val="2C3E50"/>
+          <w:sz w:val="22"/>
+        </w:rPr>
+        <w:t>a coordenação valida agrupando por missão, não uma a uma. É o que torna o módulo sustentável numa base de cem sócios.</w:t>
+      </w:r>
+    </w:p>
+    <w:p>
+      <w:pPr>
+        <w:pStyle w:val="Heading1"/>
+        <w:spacing w:before="360" w:after="200"/>
+      </w:pPr>
+      <w:r>
+        <w:rPr>
+          <w:rFonts w:ascii="Arial" w:hAnsi="Arial"/>
+          <w:b/>
+          <w:i w:val="0"/>
+          <w:color w:val="922B21"/>
+          <w:sz w:val="32"/>
+        </w:rPr>
+        <w:t>11. SORTEIOS</w:t>
       </w:r>
     </w:p>
     <w:p>
@@ -5259,6 +7156,32 @@
           <w:color w:val="2C3E50"/>
           <w:sz w:val="22"/>
         </w:rPr>
+        <w:t xml:space="preserve">É a única perda de quem está atrasado: </w:t>
+      </w:r>
+      <w:r>
+        <w:rPr>
+          <w:rFonts w:ascii="Arial" w:hAnsi="Arial"/>
+          <w:b w:val="0"/>
+          <w:i w:val="0"/>
+          <w:color w:val="2C3E50"/>
+          <w:sz w:val="22"/>
+        </w:rPr>
+        <w:t>mural, missões, troféus, painel e finanças continuam abertos. O sorteio é o que fica de fora.</w:t>
+      </w:r>
+    </w:p>
+    <w:p>
+      <w:pPr>
+        <w:pStyle w:val="ListBullet"/>
+        <w:spacing w:after="80"/>
+      </w:pPr>
+      <w:r>
+        <w:rPr>
+          <w:rFonts w:ascii="Arial" w:hAnsi="Arial"/>
+          <w:b/>
+          <w:i w:val="0"/>
+          <w:color w:val="2C3E50"/>
+          <w:sz w:val="22"/>
+        </w:rPr>
         <w:t xml:space="preserve">Frequência: </w:t>
       </w:r>
       <w:r>
@@ -5311,32 +7234,6 @@
           <w:color w:val="2C3E50"/>
           <w:sz w:val="22"/>
         </w:rPr>
-        <w:t xml:space="preserve">Quem participa: </w:t>
-      </w:r>
-      <w:r>
-        <w:rPr>
-          <w:rFonts w:ascii="Arial" w:hAnsi="Arial"/>
-          <w:b w:val="0"/>
-          <w:i w:val="0"/>
-          <w:color w:val="2C3E50"/>
-          <w:sz w:val="22"/>
-        </w:rPr>
-        <w:t>sócios com a contribuição em dia no período do sorteio.</w:t>
-      </w:r>
-    </w:p>
-    <w:p>
-      <w:pPr>
-        <w:pStyle w:val="ListBullet"/>
-        <w:spacing w:after="80"/>
-      </w:pPr>
-      <w:r>
-        <w:rPr>
-          <w:rFonts w:ascii="Arial" w:hAnsi="Arial"/>
-          <w:b/>
-          <w:i w:val="0"/>
-          <w:color w:val="2C3E50"/>
-          <w:sz w:val="22"/>
-        </w:rPr>
         <w:t xml:space="preserve">Transparência do sorteio: </w:t>
       </w:r>
       <w:r>
@@ -5349,6 +7246,68 @@
         </w:rPr>
         <w:t>lista de participantes publicada antes, sorteio transmitido ou gravado, resultado divulgado na hora e prêmio entregue com registro.</w:t>
       </w:r>
+    </w:p>
+    <w:tbl>
+      <w:tblPr>
+        <w:tblW w:type="auto" w:w="0"/>
+        <w:tblLook w:firstColumn="1" w:firstRow="1" w:lastColumn="0" w:lastRow="0" w:noHBand="0" w:noVBand="1" w:val="04A0"/>
+        <w:tblBorders>
+          <w:top w:val="single" w:sz="4" w:space="0" w:color="2980B9"/>
+          <w:left w:val="single" w:sz="4" w:space="0" w:color="2980B9"/>
+          <w:bottom w:val="single" w:sz="4" w:space="0" w:color="2980B9"/>
+          <w:right w:val="single" w:sz="4" w:space="0" w:color="2980B9"/>
+          <w:insideH w:val="single" w:sz="4" w:space="0" w:color="2980B9"/>
+          <w:insideV w:val="single" w:sz="4" w:space="0" w:color="2980B9"/>
+        </w:tblBorders>
+      </w:tblPr>
+      <w:tblGrid>
+        <w:gridCol w:w="9072"/>
+      </w:tblGrid>
+      <w:tr>
+        <w:tc>
+          <w:tcPr>
+            <w:tcW w:type="dxa" w:w="9072"/>
+            <w:shd w:val="clear" w:color="auto" w:fill="F2F3F4"/>
+          </w:tcPr>
+          <w:p>
+            <w:pPr>
+              <w:spacing w:before="100" w:after="40"/>
+            </w:pPr>
+            <w:r/>
+            <w:r>
+              <w:rPr>
+                <w:rFonts w:ascii="Arial" w:hAnsi="Arial"/>
+                <w:b/>
+                <w:i w:val="0"/>
+                <w:color w:val="2980B9"/>
+                <w:sz w:val="22"/>
+              </w:rPr>
+              <w:t>O sorteio precisa se defender sozinho</w:t>
+            </w:r>
+          </w:p>
+          <w:p>
+            <w:pPr>
+              <w:spacing w:after="120"/>
+              <w:jc w:val="both"/>
+            </w:pPr>
+            <w:r>
+              <w:rPr>
+                <w:rFonts w:ascii="Arial" w:hAnsi="Arial"/>
+                <w:b w:val="0"/>
+                <w:i w:val="0"/>
+                <w:color w:val="2C3E50"/>
+                <w:sz w:val="21"/>
+              </w:rPr>
+              <w:t>Sorteio de dinheiro entre vizinhos gera desconfiança mais cedo ou mais tarde. Por isso o sistema congela a lista de participantes no momento do sorteio (com os nomes, para a prova não depender do cadastro de depois), recusa sortear duas vezes o mesmo sorteio, recusa sortear antes da data anunciada e escolhe o vencedor por sorteio criptográfico, sem viés. A entrega do prêmio fica registrada com data e com quem entregou.</w:t>
+            </w:r>
+          </w:p>
+        </w:tc>
+      </w:tr>
+    </w:tbl>
+    <w:p>
+      <w:pPr>
+        <w:spacing w:after="120"/>
+      </w:pPr>
     </w:p>
     <w:p>
       <w:r>
@@ -5368,7 +7327,7 @@
           <w:color w:val="922B21"/>
           <w:sz w:val="32"/>
         </w:rPr>
-        <w:t>11. TRANSPARÊNCIA PARA O SÓCIO</w:t>
+        <w:t>12. TRANSPARÊNCIA PARA O SÓCIO</w:t>
       </w:r>
     </w:p>
     <w:p>
@@ -5859,7 +7818,7 @@
           <w:color w:val="922B21"/>
           <w:sz w:val="32"/>
         </w:rPr>
-        <w:t>12. O SITE DO SÓCIO TORCEDOR</w:t>
+        <w:t>13. O SITE DO SÓCIO TORCEDOR</w:t>
       </w:r>
     </w:p>
     <w:p>
@@ -5875,7 +7834,1353 @@
           <w:color w:val="2C3E50"/>
           <w:sz w:val="22"/>
         </w:rPr>
-        <w:t>O programa tem sistema próprio, separado do Sistema de Avaliação dos brincantes. Enquanto o site não está completo, a operação roda com Pix, WhatsApp e o painel da coordenação — que já existe.</w:t>
+        <w:t>O programa tem sistema próprio, separado do Sistema de Avaliação dos brincantes. Desde julho de 2026 ele está no ar, ligado ao banco de dados de verdade: o painel da coordenação e o painel do sócio funcionam, e a operação roda com Pix e WhatsApp ao lado deles.</w:t>
+      </w:r>
+    </w:p>
+    <w:p>
+      <w:pPr>
+        <w:pStyle w:val="Heading2"/>
+        <w:spacing w:before="280" w:after="160"/>
+      </w:pPr>
+      <w:r>
+        <w:rPr>
+          <w:rFonts w:ascii="Arial" w:hAnsi="Arial"/>
+          <w:b/>
+          <w:i w:val="0"/>
+          <w:color w:val="2C3E50"/>
+          <w:sz w:val="26"/>
+        </w:rPr>
+        <w:t>13.1 O que o sócio faz no painel dele</w:t>
+      </w:r>
+    </w:p>
+    <w:tbl>
+      <w:tblPr>
+        <w:tblW w:type="auto" w:w="0"/>
+        <w:jc w:val="center"/>
+        <w:tblLayout w:type="fixed"/>
+        <w:tblLook w:firstColumn="1" w:firstRow="1" w:lastColumn="0" w:lastRow="0" w:noHBand="0" w:noVBand="1" w:val="04A0"/>
+        <w:tblBorders>
+          <w:top w:val="single" w:sz="4" w:space="0" w:color="7F8C8D"/>
+          <w:left w:val="single" w:sz="4" w:space="0" w:color="7F8C8D"/>
+          <w:bottom w:val="single" w:sz="4" w:space="0" w:color="7F8C8D"/>
+          <w:right w:val="single" w:sz="4" w:space="0" w:color="7F8C8D"/>
+          <w:insideH w:val="single" w:sz="4" w:space="0" w:color="7F8C8D"/>
+          <w:insideV w:val="single" w:sz="4" w:space="0" w:color="7F8C8D"/>
+        </w:tblBorders>
+      </w:tblPr>
+      <w:tblGrid>
+        <w:gridCol w:w="4536"/>
+        <w:gridCol w:w="4536"/>
+      </w:tblGrid>
+      <w:tr>
+        <w:tc>
+          <w:tcPr>
+            <w:tcW w:type="dxa" w:w="2268"/>
+            <w:shd w:val="clear" w:color="auto" w:fill="922B21"/>
+          </w:tcPr>
+          <w:p>
+            <w:pPr>
+              <w:spacing w:before="60" w:after="60"/>
+              <w:jc w:val="left"/>
+            </w:pPr>
+            <w:r/>
+            <w:r>
+              <w:rPr>
+                <w:rFonts w:ascii="Arial" w:hAnsi="Arial"/>
+                <w:b/>
+                <w:i w:val="0"/>
+                <w:color w:val="FFFFFF"/>
+                <w:sz w:val="19"/>
+              </w:rPr>
+              <w:t>Recurso</w:t>
+            </w:r>
+          </w:p>
+        </w:tc>
+        <w:tc>
+          <w:tcPr>
+            <w:tcW w:type="dxa" w:w="6803"/>
+            <w:shd w:val="clear" w:color="auto" w:fill="922B21"/>
+          </w:tcPr>
+          <w:p>
+            <w:pPr>
+              <w:spacing w:before="60" w:after="60"/>
+              <w:jc w:val="left"/>
+            </w:pPr>
+            <w:r/>
+            <w:r>
+              <w:rPr>
+                <w:rFonts w:ascii="Arial" w:hAnsi="Arial"/>
+                <w:b/>
+                <w:i w:val="0"/>
+                <w:color w:val="FFFFFF"/>
+                <w:sz w:val="19"/>
+              </w:rPr>
+              <w:t>O que ele consegue</w:t>
+            </w:r>
+          </w:p>
+        </w:tc>
+      </w:tr>
+      <w:tr>
+        <w:tc>
+          <w:tcPr>
+            <w:tcW w:type="dxa" w:w="2268"/>
+            <w:shd w:val="clear" w:color="auto" w:fill="F2F3F4"/>
+          </w:tcPr>
+          <w:p>
+            <w:pPr>
+              <w:spacing w:before="60" w:after="60"/>
+              <w:jc w:val="left"/>
+            </w:pPr>
+            <w:r/>
+            <w:r>
+              <w:rPr>
+                <w:rFonts w:ascii="Arial" w:hAnsi="Arial"/>
+                <w:b/>
+                <w:i w:val="0"/>
+                <w:color w:val="2C3E50"/>
+                <w:sz w:val="19"/>
+              </w:rPr>
+              <w:t>Entrar</w:t>
+            </w:r>
+          </w:p>
+        </w:tc>
+        <w:tc>
+          <w:tcPr>
+            <w:tcW w:type="dxa" w:w="6803"/>
+            <w:shd w:val="clear" w:color="auto" w:fill="F2F3F4"/>
+          </w:tcPr>
+          <w:p>
+            <w:pPr>
+              <w:spacing w:before="60" w:after="60"/>
+              <w:jc w:val="left"/>
+            </w:pPr>
+            <w:r/>
+            <w:r>
+              <w:rPr>
+                <w:rFonts w:ascii="Arial" w:hAnsi="Arial"/>
+                <w:b w:val="0"/>
+                <w:i w:val="0"/>
+                <w:color w:val="2C3E50"/>
+                <w:sz w:val="19"/>
+              </w:rPr>
+              <w:t>Com CPF e data de nascimento, na página inicial do site</w:t>
+            </w:r>
+          </w:p>
+        </w:tc>
+      </w:tr>
+      <w:tr>
+        <w:tc>
+          <w:tcPr>
+            <w:tcW w:type="dxa" w:w="2268"/>
+            <w:shd w:val="clear" w:color="auto" w:fill="F2F3F4"/>
+          </w:tcPr>
+          <w:p>
+            <w:pPr>
+              <w:spacing w:before="60" w:after="60"/>
+              <w:jc w:val="left"/>
+            </w:pPr>
+            <w:r/>
+            <w:r>
+              <w:rPr>
+                <w:rFonts w:ascii="Arial" w:hAnsi="Arial"/>
+                <w:b/>
+                <w:i w:val="0"/>
+                <w:color w:val="2C3E50"/>
+                <w:sz w:val="19"/>
+              </w:rPr>
+              <w:t>Carteirinha digital</w:t>
+            </w:r>
+          </w:p>
+        </w:tc>
+        <w:tc>
+          <w:tcPr>
+            <w:tcW w:type="dxa" w:w="6803"/>
+            <w:shd w:val="clear" w:color="auto" w:fill="F2F3F4"/>
+          </w:tcPr>
+          <w:p>
+            <w:pPr>
+              <w:spacing w:before="60" w:after="60"/>
+              <w:jc w:val="left"/>
+            </w:pPr>
+            <w:r/>
+            <w:r>
+              <w:rPr>
+                <w:rFonts w:ascii="Arial" w:hAnsi="Arial"/>
+                <w:b w:val="0"/>
+                <w:i w:val="0"/>
+                <w:color w:val="2C3E50"/>
+                <w:sz w:val="19"/>
+              </w:rPr>
+              <w:t>Sempre à mão, com o número e o nível; há também um modelo genérico para imprimir</w:t>
+            </w:r>
+          </w:p>
+        </w:tc>
+      </w:tr>
+      <w:tr>
+        <w:tc>
+          <w:tcPr>
+            <w:tcW w:type="dxa" w:w="2268"/>
+            <w:shd w:val="clear" w:color="auto" w:fill="F2F3F4"/>
+          </w:tcPr>
+          <w:p>
+            <w:pPr>
+              <w:spacing w:before="60" w:after="60"/>
+              <w:jc w:val="left"/>
+            </w:pPr>
+            <w:r/>
+            <w:r>
+              <w:rPr>
+                <w:rFonts w:ascii="Arial" w:hAnsi="Arial"/>
+                <w:b/>
+                <w:i w:val="0"/>
+                <w:color w:val="2C3E50"/>
+                <w:sz w:val="19"/>
+              </w:rPr>
+              <w:t>Situação do mês</w:t>
+            </w:r>
+          </w:p>
+        </w:tc>
+        <w:tc>
+          <w:tcPr>
+            <w:tcW w:type="dxa" w:w="6803"/>
+            <w:shd w:val="clear" w:color="auto" w:fill="F2F3F4"/>
+          </w:tcPr>
+          <w:p>
+            <w:pPr>
+              <w:spacing w:before="60" w:after="60"/>
+              <w:jc w:val="left"/>
+            </w:pPr>
+            <w:r/>
+            <w:r>
+              <w:rPr>
+                <w:rFonts w:ascii="Arial" w:hAnsi="Arial"/>
+                <w:b w:val="0"/>
+                <w:i w:val="0"/>
+                <w:color w:val="2C3E50"/>
+                <w:sz w:val="19"/>
+              </w:rPr>
+              <w:t>Se está em dia, o que falta pagar e até quando</w:t>
+            </w:r>
+          </w:p>
+        </w:tc>
+      </w:tr>
+      <w:tr>
+        <w:tc>
+          <w:tcPr>
+            <w:tcW w:type="dxa" w:w="2268"/>
+            <w:shd w:val="clear" w:color="auto" w:fill="F2F3F4"/>
+          </w:tcPr>
+          <w:p>
+            <w:pPr>
+              <w:spacing w:before="60" w:after="60"/>
+              <w:jc w:val="left"/>
+            </w:pPr>
+            <w:r/>
+            <w:r>
+              <w:rPr>
+                <w:rFonts w:ascii="Arial" w:hAnsi="Arial"/>
+                <w:b/>
+                <w:i w:val="0"/>
+                <w:color w:val="2C3E50"/>
+                <w:sz w:val="19"/>
+              </w:rPr>
+              <w:t>Avisar o pagamento</w:t>
+            </w:r>
+          </w:p>
+        </w:tc>
+        <w:tc>
+          <w:tcPr>
+            <w:tcW w:type="dxa" w:w="6803"/>
+            <w:shd w:val="clear" w:color="auto" w:fill="F2F3F4"/>
+          </w:tcPr>
+          <w:p>
+            <w:pPr>
+              <w:spacing w:before="60" w:after="60"/>
+              <w:jc w:val="left"/>
+            </w:pPr>
+            <w:r/>
+            <w:r>
+              <w:rPr>
+                <w:rFonts w:ascii="Arial" w:hAnsi="Arial"/>
+                <w:b w:val="0"/>
+                <w:i w:val="0"/>
+                <w:color w:val="2C3E50"/>
+                <w:sz w:val="19"/>
+              </w:rPr>
+              <w:t>Informa que pagou, com data e hora reais; a coordenação confirma depois. Enquanto não confirma, não entra no caixa</w:t>
+            </w:r>
+          </w:p>
+        </w:tc>
+      </w:tr>
+      <w:tr>
+        <w:tc>
+          <w:tcPr>
+            <w:tcW w:type="dxa" w:w="2268"/>
+            <w:shd w:val="clear" w:color="auto" w:fill="F2F3F4"/>
+          </w:tcPr>
+          <w:p>
+            <w:pPr>
+              <w:spacing w:before="60" w:after="60"/>
+              <w:jc w:val="left"/>
+            </w:pPr>
+            <w:r/>
+            <w:r>
+              <w:rPr>
+                <w:rFonts w:ascii="Arial" w:hAnsi="Arial"/>
+                <w:b/>
+                <w:i w:val="0"/>
+                <w:color w:val="2C3E50"/>
+                <w:sz w:val="19"/>
+              </w:rPr>
+              <w:t>Chave Pix</w:t>
+            </w:r>
+          </w:p>
+        </w:tc>
+        <w:tc>
+          <w:tcPr>
+            <w:tcW w:type="dxa" w:w="6803"/>
+            <w:shd w:val="clear" w:color="auto" w:fill="F2F3F4"/>
+          </w:tcPr>
+          <w:p>
+            <w:pPr>
+              <w:spacing w:before="60" w:after="60"/>
+              <w:jc w:val="left"/>
+            </w:pPr>
+            <w:r/>
+            <w:r>
+              <w:rPr>
+                <w:rFonts w:ascii="Arial" w:hAnsi="Arial"/>
+                <w:b w:val="0"/>
+                <w:i w:val="0"/>
+                <w:color w:val="2C3E50"/>
+                <w:sz w:val="19"/>
+              </w:rPr>
+              <w:t>Com o nome do titular e botão de copiar, no topo do aviso de pagamento</w:t>
+            </w:r>
+          </w:p>
+        </w:tc>
+      </w:tr>
+      <w:tr>
+        <w:tc>
+          <w:tcPr>
+            <w:tcW w:type="dxa" w:w="2268"/>
+            <w:shd w:val="clear" w:color="auto" w:fill="F2F3F4"/>
+          </w:tcPr>
+          <w:p>
+            <w:pPr>
+              <w:spacing w:before="60" w:after="60"/>
+              <w:jc w:val="left"/>
+            </w:pPr>
+            <w:r/>
+            <w:r>
+              <w:rPr>
+                <w:rFonts w:ascii="Arial" w:hAnsi="Arial"/>
+                <w:b/>
+                <w:i w:val="0"/>
+                <w:color w:val="2C3E50"/>
+                <w:sz w:val="19"/>
+              </w:rPr>
+              <w:t>Progresso da temporada</w:t>
+            </w:r>
+          </w:p>
+        </w:tc>
+        <w:tc>
+          <w:tcPr>
+            <w:tcW w:type="dxa" w:w="6803"/>
+            <w:shd w:val="clear" w:color="auto" w:fill="F2F3F4"/>
+          </w:tcPr>
+          <w:p>
+            <w:pPr>
+              <w:spacing w:before="60" w:after="60"/>
+              <w:jc w:val="left"/>
+            </w:pPr>
+            <w:r/>
+            <w:r>
+              <w:rPr>
+                <w:rFonts w:ascii="Arial" w:hAnsi="Arial"/>
+                <w:b w:val="0"/>
+                <w:i w:val="0"/>
+                <w:color w:val="2C3E50"/>
+                <w:sz w:val="19"/>
+              </w:rPr>
+              <w:t>Quanto já contribuiu no ano e quanto falta</w:t>
+            </w:r>
+          </w:p>
+        </w:tc>
+      </w:tr>
+      <w:tr>
+        <w:tc>
+          <w:tcPr>
+            <w:tcW w:type="dxa" w:w="2268"/>
+            <w:shd w:val="clear" w:color="auto" w:fill="F2F3F4"/>
+          </w:tcPr>
+          <w:p>
+            <w:pPr>
+              <w:spacing w:before="60" w:after="60"/>
+              <w:jc w:val="left"/>
+            </w:pPr>
+            <w:r/>
+            <w:r>
+              <w:rPr>
+                <w:rFonts w:ascii="Arial" w:hAnsi="Arial"/>
+                <w:b/>
+                <w:i w:val="0"/>
+                <w:color w:val="2C3E50"/>
+                <w:sz w:val="19"/>
+              </w:rPr>
+              <w:t>Histórico</w:t>
+            </w:r>
+          </w:p>
+        </w:tc>
+        <w:tc>
+          <w:tcPr>
+            <w:tcW w:type="dxa" w:w="6803"/>
+            <w:shd w:val="clear" w:color="auto" w:fill="F2F3F4"/>
+          </w:tcPr>
+          <w:p>
+            <w:pPr>
+              <w:spacing w:before="60" w:after="60"/>
+              <w:jc w:val="left"/>
+            </w:pPr>
+            <w:r/>
+            <w:r>
+              <w:rPr>
+                <w:rFonts w:ascii="Arial" w:hAnsi="Arial"/>
+                <w:b w:val="0"/>
+                <w:i w:val="0"/>
+                <w:color w:val="2C3E50"/>
+                <w:sz w:val="19"/>
+              </w:rPr>
+              <w:t>Todas as contribuições, com data real e forma de pagamento</w:t>
+            </w:r>
+          </w:p>
+        </w:tc>
+      </w:tr>
+      <w:tr>
+        <w:tc>
+          <w:tcPr>
+            <w:tcW w:type="dxa" w:w="2268"/>
+            <w:shd w:val="clear" w:color="auto" w:fill="F2F3F4"/>
+          </w:tcPr>
+          <w:p>
+            <w:pPr>
+              <w:spacing w:before="60" w:after="60"/>
+              <w:jc w:val="left"/>
+            </w:pPr>
+            <w:r/>
+            <w:r>
+              <w:rPr>
+                <w:rFonts w:ascii="Arial" w:hAnsi="Arial"/>
+                <w:b/>
+                <w:i w:val="0"/>
+                <w:color w:val="2C3E50"/>
+                <w:sz w:val="19"/>
+              </w:rPr>
+              <w:t>Troféus</w:t>
+            </w:r>
+          </w:p>
+        </w:tc>
+        <w:tc>
+          <w:tcPr>
+            <w:tcW w:type="dxa" w:w="6803"/>
+            <w:shd w:val="clear" w:color="auto" w:fill="F2F3F4"/>
+          </w:tcPr>
+          <w:p>
+            <w:pPr>
+              <w:spacing w:before="60" w:after="60"/>
+              <w:jc w:val="left"/>
+            </w:pPr>
+            <w:r/>
+            <w:r>
+              <w:rPr>
+                <w:rFonts w:ascii="Arial" w:hAnsi="Arial"/>
+                <w:b w:val="0"/>
+                <w:i w:val="0"/>
+                <w:color w:val="2C3E50"/>
+                <w:sz w:val="19"/>
+              </w:rPr>
+              <w:t>Vitrine das conquistas, com barra de progresso das que faltam</w:t>
+            </w:r>
+          </w:p>
+        </w:tc>
+      </w:tr>
+      <w:tr>
+        <w:tc>
+          <w:tcPr>
+            <w:tcW w:type="dxa" w:w="2268"/>
+            <w:shd w:val="clear" w:color="auto" w:fill="F2F3F4"/>
+          </w:tcPr>
+          <w:p>
+            <w:pPr>
+              <w:spacing w:before="60" w:after="60"/>
+              <w:jc w:val="left"/>
+            </w:pPr>
+            <w:r/>
+            <w:r>
+              <w:rPr>
+                <w:rFonts w:ascii="Arial" w:hAnsi="Arial"/>
+                <w:b/>
+                <w:i w:val="0"/>
+                <w:color w:val="2C3E50"/>
+                <w:sz w:val="19"/>
+              </w:rPr>
+              <w:t>Missões</w:t>
+            </w:r>
+          </w:p>
+        </w:tc>
+        <w:tc>
+          <w:tcPr>
+            <w:tcW w:type="dxa" w:w="6803"/>
+            <w:shd w:val="clear" w:color="auto" w:fill="F2F3F4"/>
+          </w:tcPr>
+          <w:p>
+            <w:pPr>
+              <w:spacing w:before="60" w:after="60"/>
+              <w:jc w:val="left"/>
+            </w:pPr>
+            <w:r/>
+            <w:r>
+              <w:rPr>
+                <w:rFonts w:ascii="Arial" w:hAnsi="Arial"/>
+                <w:b w:val="0"/>
+                <w:i w:val="0"/>
+                <w:color w:val="2C3E50"/>
+                <w:sz w:val="19"/>
+              </w:rPr>
+              <w:t>Missões abertas, envio da prova e os pontos — inclusive os retidos</w:t>
+            </w:r>
+          </w:p>
+        </w:tc>
+      </w:tr>
+      <w:tr>
+        <w:tc>
+          <w:tcPr>
+            <w:tcW w:type="dxa" w:w="2268"/>
+            <w:shd w:val="clear" w:color="auto" w:fill="F2F3F4"/>
+          </w:tcPr>
+          <w:p>
+            <w:pPr>
+              <w:spacing w:before="60" w:after="60"/>
+              <w:jc w:val="left"/>
+            </w:pPr>
+            <w:r/>
+            <w:r>
+              <w:rPr>
+                <w:rFonts w:ascii="Arial" w:hAnsi="Arial"/>
+                <w:b/>
+                <w:i w:val="0"/>
+                <w:color w:val="2C3E50"/>
+                <w:sz w:val="19"/>
+              </w:rPr>
+              <w:t>Trocar de nível</w:t>
+            </w:r>
+          </w:p>
+        </w:tc>
+        <w:tc>
+          <w:tcPr>
+            <w:tcW w:type="dxa" w:w="6803"/>
+            <w:shd w:val="clear" w:color="auto" w:fill="F2F3F4"/>
+          </w:tcPr>
+          <w:p>
+            <w:pPr>
+              <w:spacing w:before="60" w:after="60"/>
+              <w:jc w:val="left"/>
+            </w:pPr>
+            <w:r/>
+            <w:r>
+              <w:rPr>
+                <w:rFonts w:ascii="Arial" w:hAnsi="Arial"/>
+                <w:b w:val="0"/>
+                <w:i w:val="0"/>
+                <w:color w:val="2C3E50"/>
+                <w:sz w:val="19"/>
+              </w:rPr>
+              <w:t>Sobe ou desce na hora, valendo do primeiro mês ainda não pago; mês já pago não muda de valor</w:t>
+            </w:r>
+          </w:p>
+        </w:tc>
+      </w:tr>
+      <w:tr>
+        <w:tc>
+          <w:tcPr>
+            <w:tcW w:type="dxa" w:w="2268"/>
+            <w:shd w:val="clear" w:color="auto" w:fill="F2F3F4"/>
+          </w:tcPr>
+          <w:p>
+            <w:pPr>
+              <w:spacing w:before="60" w:after="60"/>
+              <w:jc w:val="left"/>
+            </w:pPr>
+            <w:r/>
+            <w:r>
+              <w:rPr>
+                <w:rFonts w:ascii="Arial" w:hAnsi="Arial"/>
+                <w:b/>
+                <w:i w:val="0"/>
+                <w:color w:val="2C3E50"/>
+                <w:sz w:val="19"/>
+              </w:rPr>
+              <w:t>Mural</w:t>
+            </w:r>
+          </w:p>
+        </w:tc>
+        <w:tc>
+          <w:tcPr>
+            <w:tcW w:type="dxa" w:w="6803"/>
+            <w:shd w:val="clear" w:color="auto" w:fill="F2F3F4"/>
+          </w:tcPr>
+          <w:p>
+            <w:pPr>
+              <w:spacing w:before="60" w:after="60"/>
+              <w:jc w:val="left"/>
+            </w:pPr>
+            <w:r/>
+            <w:r>
+              <w:rPr>
+                <w:rFonts w:ascii="Arial" w:hAnsi="Arial"/>
+                <w:b w:val="0"/>
+                <w:i w:val="0"/>
+                <w:color w:val="2C3E50"/>
+                <w:sz w:val="19"/>
+              </w:rPr>
+              <w:t>Recados e novidades da quadrilha para a torcida</w:t>
+            </w:r>
+          </w:p>
+        </w:tc>
+      </w:tr>
+      <w:tr>
+        <w:tc>
+          <w:tcPr>
+            <w:tcW w:type="dxa" w:w="2268"/>
+            <w:shd w:val="clear" w:color="auto" w:fill="F2F3F4"/>
+          </w:tcPr>
+          <w:p>
+            <w:pPr>
+              <w:spacing w:before="60" w:after="60"/>
+              <w:jc w:val="left"/>
+            </w:pPr>
+            <w:r/>
+            <w:r>
+              <w:rPr>
+                <w:rFonts w:ascii="Arial" w:hAnsi="Arial"/>
+                <w:b/>
+                <w:i w:val="0"/>
+                <w:color w:val="2C3E50"/>
+                <w:sz w:val="19"/>
+              </w:rPr>
+              <w:t>Finanças</w:t>
+            </w:r>
+          </w:p>
+        </w:tc>
+        <w:tc>
+          <w:tcPr>
+            <w:tcW w:type="dxa" w:w="6803"/>
+            <w:shd w:val="clear" w:color="auto" w:fill="F2F3F4"/>
+          </w:tcPr>
+          <w:p>
+            <w:pPr>
+              <w:spacing w:before="60" w:after="60"/>
+              <w:jc w:val="left"/>
+            </w:pPr>
+            <w:r/>
+            <w:r>
+              <w:rPr>
+                <w:rFonts w:ascii="Arial" w:hAnsi="Arial"/>
+                <w:b w:val="0"/>
+                <w:i w:val="0"/>
+                <w:color w:val="2C3E50"/>
+                <w:sz w:val="19"/>
+              </w:rPr>
+              <w:t>Prestação de contas das temporadas liberadas pela coordenação</w:t>
+            </w:r>
+          </w:p>
+        </w:tc>
+      </w:tr>
+      <w:tr>
+        <w:tc>
+          <w:tcPr>
+            <w:tcW w:type="dxa" w:w="2268"/>
+            <w:shd w:val="clear" w:color="auto" w:fill="F2F3F4"/>
+          </w:tcPr>
+          <w:p>
+            <w:pPr>
+              <w:spacing w:before="60" w:after="60"/>
+              <w:jc w:val="left"/>
+            </w:pPr>
+            <w:r/>
+            <w:r>
+              <w:rPr>
+                <w:rFonts w:ascii="Arial" w:hAnsi="Arial"/>
+                <w:b/>
+                <w:i w:val="0"/>
+                <w:color w:val="2C3E50"/>
+                <w:sz w:val="19"/>
+              </w:rPr>
+              <w:t>Meus dados</w:t>
+            </w:r>
+          </w:p>
+        </w:tc>
+        <w:tc>
+          <w:tcPr>
+            <w:tcW w:type="dxa" w:w="6803"/>
+            <w:shd w:val="clear" w:color="auto" w:fill="F2F3F4"/>
+          </w:tcPr>
+          <w:p>
+            <w:pPr>
+              <w:spacing w:before="60" w:after="60"/>
+              <w:jc w:val="left"/>
+            </w:pPr>
+            <w:r/>
+            <w:r>
+              <w:rPr>
+                <w:rFonts w:ascii="Arial" w:hAnsi="Arial"/>
+                <w:b w:val="0"/>
+                <w:i w:val="0"/>
+                <w:color w:val="2C3E50"/>
+                <w:sz w:val="19"/>
+              </w:rPr>
+              <w:t>Corrige nome, apelido, contato e e-mail. CPF e nascimento ficam travados — são a senha dele; para mudar, fala com a coordenação</w:t>
+            </w:r>
+          </w:p>
+        </w:tc>
+      </w:tr>
+    </w:tbl>
+    <w:p>
+      <w:pPr>
+        <w:spacing w:after="160"/>
+      </w:pPr>
+    </w:p>
+    <w:p>
+      <w:pPr>
+        <w:pStyle w:val="Heading2"/>
+        <w:spacing w:before="280" w:after="160"/>
+      </w:pPr>
+      <w:r>
+        <w:rPr>
+          <w:rFonts w:ascii="Arial" w:hAnsi="Arial"/>
+          <w:b/>
+          <w:i w:val="0"/>
+          <w:color w:val="2C3E50"/>
+          <w:sz w:val="26"/>
+        </w:rPr>
+        <w:t>13.2 O que a coordenação faz no painel dela</w:t>
+      </w:r>
+    </w:p>
+    <w:tbl>
+      <w:tblPr>
+        <w:tblW w:type="auto" w:w="0"/>
+        <w:jc w:val="center"/>
+        <w:tblLayout w:type="fixed"/>
+        <w:tblLook w:firstColumn="1" w:firstRow="1" w:lastColumn="0" w:lastRow="0" w:noHBand="0" w:noVBand="1" w:val="04A0"/>
+        <w:tblBorders>
+          <w:top w:val="single" w:sz="4" w:space="0" w:color="7F8C8D"/>
+          <w:left w:val="single" w:sz="4" w:space="0" w:color="7F8C8D"/>
+          <w:bottom w:val="single" w:sz="4" w:space="0" w:color="7F8C8D"/>
+          <w:right w:val="single" w:sz="4" w:space="0" w:color="7F8C8D"/>
+          <w:insideH w:val="single" w:sz="4" w:space="0" w:color="7F8C8D"/>
+          <w:insideV w:val="single" w:sz="4" w:space="0" w:color="7F8C8D"/>
+        </w:tblBorders>
+      </w:tblPr>
+      <w:tblGrid>
+        <w:gridCol w:w="4536"/>
+        <w:gridCol w:w="4536"/>
+      </w:tblGrid>
+      <w:tr>
+        <w:tc>
+          <w:tcPr>
+            <w:tcW w:type="dxa" w:w="2268"/>
+            <w:shd w:val="clear" w:color="auto" w:fill="922B21"/>
+          </w:tcPr>
+          <w:p>
+            <w:pPr>
+              <w:spacing w:before="60" w:after="60"/>
+              <w:jc w:val="left"/>
+            </w:pPr>
+            <w:r/>
+            <w:r>
+              <w:rPr>
+                <w:rFonts w:ascii="Arial" w:hAnsi="Arial"/>
+                <w:b/>
+                <w:i w:val="0"/>
+                <w:color w:val="FFFFFF"/>
+                <w:sz w:val="19"/>
+              </w:rPr>
+              <w:t>Recurso</w:t>
+            </w:r>
+          </w:p>
+        </w:tc>
+        <w:tc>
+          <w:tcPr>
+            <w:tcW w:type="dxa" w:w="6803"/>
+            <w:shd w:val="clear" w:color="auto" w:fill="922B21"/>
+          </w:tcPr>
+          <w:p>
+            <w:pPr>
+              <w:spacing w:before="60" w:after="60"/>
+              <w:jc w:val="left"/>
+            </w:pPr>
+            <w:r/>
+            <w:r>
+              <w:rPr>
+                <w:rFonts w:ascii="Arial" w:hAnsi="Arial"/>
+                <w:b/>
+                <w:i w:val="0"/>
+                <w:color w:val="FFFFFF"/>
+                <w:sz w:val="19"/>
+              </w:rPr>
+              <w:t>Para que serve</w:t>
+            </w:r>
+          </w:p>
+        </w:tc>
+      </w:tr>
+      <w:tr>
+        <w:tc>
+          <w:tcPr>
+            <w:tcW w:type="dxa" w:w="2268"/>
+            <w:shd w:val="clear" w:color="auto" w:fill="F2F3F4"/>
+          </w:tcPr>
+          <w:p>
+            <w:pPr>
+              <w:spacing w:before="60" w:after="60"/>
+              <w:jc w:val="left"/>
+            </w:pPr>
+            <w:r/>
+            <w:r>
+              <w:rPr>
+                <w:rFonts w:ascii="Arial" w:hAnsi="Arial"/>
+                <w:b/>
+                <w:i w:val="0"/>
+                <w:color w:val="2C3E50"/>
+                <w:sz w:val="19"/>
+              </w:rPr>
+              <w:t>Cadastro de sócios</w:t>
+            </w:r>
+          </w:p>
+        </w:tc>
+        <w:tc>
+          <w:tcPr>
+            <w:tcW w:type="dxa" w:w="6803"/>
+            <w:shd w:val="clear" w:color="auto" w:fill="F2F3F4"/>
+          </w:tcPr>
+          <w:p>
+            <w:pPr>
+              <w:spacing w:before="60" w:after="60"/>
+              <w:jc w:val="left"/>
+            </w:pPr>
+            <w:r/>
+            <w:r>
+              <w:rPr>
+                <w:rFonts w:ascii="Arial" w:hAnsi="Arial"/>
+                <w:b w:val="0"/>
+                <w:i w:val="0"/>
+                <w:color w:val="2C3E50"/>
+                <w:sz w:val="19"/>
+              </w:rPr>
+              <w:t>Nome completo, CPF, nascimento, contato e nível. O valor vem do nível, não se digita</w:t>
+            </w:r>
+          </w:p>
+        </w:tc>
+      </w:tr>
+      <w:tr>
+        <w:tc>
+          <w:tcPr>
+            <w:tcW w:type="dxa" w:w="2268"/>
+            <w:shd w:val="clear" w:color="auto" w:fill="F2F3F4"/>
+          </w:tcPr>
+          <w:p>
+            <w:pPr>
+              <w:spacing w:before="60" w:after="60"/>
+              <w:jc w:val="left"/>
+            </w:pPr>
+            <w:r/>
+            <w:r>
+              <w:rPr>
+                <w:rFonts w:ascii="Arial" w:hAnsi="Arial"/>
+                <w:b/>
+                <w:i w:val="0"/>
+                <w:color w:val="2C3E50"/>
+                <w:sz w:val="19"/>
+              </w:rPr>
+              <w:t>Registro de pagamento</w:t>
+            </w:r>
+          </w:p>
+        </w:tc>
+        <w:tc>
+          <w:tcPr>
+            <w:tcW w:type="dxa" w:w="6803"/>
+            <w:shd w:val="clear" w:color="auto" w:fill="F2F3F4"/>
+          </w:tcPr>
+          <w:p>
+            <w:pPr>
+              <w:spacing w:before="60" w:after="60"/>
+              <w:jc w:val="left"/>
+            </w:pPr>
+            <w:r/>
+            <w:r>
+              <w:rPr>
+                <w:rFonts w:ascii="Arial" w:hAnsi="Arial"/>
+                <w:b w:val="0"/>
+                <w:i w:val="0"/>
+                <w:color w:val="2C3E50"/>
+                <w:sz w:val="19"/>
+              </w:rPr>
+              <w:t>Pix ou dinheiro, com data e hora reais e quem recebeu</w:t>
+            </w:r>
+          </w:p>
+        </w:tc>
+      </w:tr>
+      <w:tr>
+        <w:tc>
+          <w:tcPr>
+            <w:tcW w:type="dxa" w:w="2268"/>
+            <w:shd w:val="clear" w:color="auto" w:fill="F2F3F4"/>
+          </w:tcPr>
+          <w:p>
+            <w:pPr>
+              <w:spacing w:before="60" w:after="60"/>
+              <w:jc w:val="left"/>
+            </w:pPr>
+            <w:r/>
+            <w:r>
+              <w:rPr>
+                <w:rFonts w:ascii="Arial" w:hAnsi="Arial"/>
+                <w:b/>
+                <w:i w:val="0"/>
+                <w:color w:val="2C3E50"/>
+                <w:sz w:val="19"/>
+              </w:rPr>
+              <w:t>Fila de confirmação</w:t>
+            </w:r>
+          </w:p>
+        </w:tc>
+        <w:tc>
+          <w:tcPr>
+            <w:tcW w:type="dxa" w:w="6803"/>
+            <w:shd w:val="clear" w:color="auto" w:fill="F2F3F4"/>
+          </w:tcPr>
+          <w:p>
+            <w:pPr>
+              <w:spacing w:before="60" w:after="60"/>
+              <w:jc w:val="left"/>
+            </w:pPr>
+            <w:r/>
+            <w:r>
+              <w:rPr>
+                <w:rFonts w:ascii="Arial" w:hAnsi="Arial"/>
+                <w:b w:val="0"/>
+                <w:i w:val="0"/>
+                <w:color w:val="2C3E50"/>
+                <w:sz w:val="19"/>
+              </w:rPr>
+              <w:t>Avisos de pagamento dos sócios esperando conferência</w:t>
+            </w:r>
+          </w:p>
+        </w:tc>
+      </w:tr>
+      <w:tr>
+        <w:tc>
+          <w:tcPr>
+            <w:tcW w:type="dxa" w:w="2268"/>
+            <w:shd w:val="clear" w:color="auto" w:fill="F2F3F4"/>
+          </w:tcPr>
+          <w:p>
+            <w:pPr>
+              <w:spacing w:before="60" w:after="60"/>
+              <w:jc w:val="left"/>
+            </w:pPr>
+            <w:r/>
+            <w:r>
+              <w:rPr>
+                <w:rFonts w:ascii="Arial" w:hAnsi="Arial"/>
+                <w:b/>
+                <w:i w:val="0"/>
+                <w:color w:val="2C3E50"/>
+                <w:sz w:val="19"/>
+              </w:rPr>
+              <w:t>Lista de lembretes</w:t>
+            </w:r>
+          </w:p>
+        </w:tc>
+        <w:tc>
+          <w:tcPr>
+            <w:tcW w:type="dxa" w:w="6803"/>
+            <w:shd w:val="clear" w:color="auto" w:fill="F2F3F4"/>
+          </w:tcPr>
+          <w:p>
+            <w:pPr>
+              <w:spacing w:before="60" w:after="60"/>
+              <w:jc w:val="left"/>
+            </w:pPr>
+            <w:r/>
+            <w:r>
+              <w:rPr>
+                <w:rFonts w:ascii="Arial" w:hAnsi="Arial"/>
+                <w:b w:val="0"/>
+                <w:i w:val="0"/>
+                <w:color w:val="2C3E50"/>
+                <w:sz w:val="19"/>
+              </w:rPr>
+              <w:t>Quem está para vencer e quem está devendo, com o contato à mão</w:t>
+            </w:r>
+          </w:p>
+        </w:tc>
+      </w:tr>
+      <w:tr>
+        <w:tc>
+          <w:tcPr>
+            <w:tcW w:type="dxa" w:w="2268"/>
+            <w:shd w:val="clear" w:color="auto" w:fill="F2F3F4"/>
+          </w:tcPr>
+          <w:p>
+            <w:pPr>
+              <w:spacing w:before="60" w:after="60"/>
+              <w:jc w:val="left"/>
+            </w:pPr>
+            <w:r/>
+            <w:r>
+              <w:rPr>
+                <w:rFonts w:ascii="Arial" w:hAnsi="Arial"/>
+                <w:b/>
+                <w:i w:val="0"/>
+                <w:color w:val="2C3E50"/>
+                <w:sz w:val="19"/>
+              </w:rPr>
+              <w:t>Configuração das regras</w:t>
+            </w:r>
+          </w:p>
+        </w:tc>
+        <w:tc>
+          <w:tcPr>
+            <w:tcW w:type="dxa" w:w="6803"/>
+            <w:shd w:val="clear" w:color="auto" w:fill="F2F3F4"/>
+          </w:tcPr>
+          <w:p>
+            <w:pPr>
+              <w:spacing w:before="60" w:after="60"/>
+              <w:jc w:val="left"/>
+            </w:pPr>
+            <w:r/>
+            <w:r>
+              <w:rPr>
+                <w:rFonts w:ascii="Arial" w:hAnsi="Arial"/>
+                <w:b w:val="0"/>
+                <w:i w:val="0"/>
+                <w:color w:val="2C3E50"/>
+                <w:sz w:val="19"/>
+              </w:rPr>
+              <w:t>Temporada, vencimento, corte de adesão, régua de suspensão, chave Pix e o que fica visível ao sócio</w:t>
+            </w:r>
+          </w:p>
+        </w:tc>
+      </w:tr>
+      <w:tr>
+        <w:tc>
+          <w:tcPr>
+            <w:tcW w:type="dxa" w:w="2268"/>
+            <w:shd w:val="clear" w:color="auto" w:fill="F2F3F4"/>
+          </w:tcPr>
+          <w:p>
+            <w:pPr>
+              <w:spacing w:before="60" w:after="60"/>
+              <w:jc w:val="left"/>
+            </w:pPr>
+            <w:r/>
+            <w:r>
+              <w:rPr>
+                <w:rFonts w:ascii="Arial" w:hAnsi="Arial"/>
+                <w:b/>
+                <w:i w:val="0"/>
+                <w:color w:val="2C3E50"/>
+                <w:sz w:val="19"/>
+              </w:rPr>
+              <w:t>Missões</w:t>
+            </w:r>
+          </w:p>
+        </w:tc>
+        <w:tc>
+          <w:tcPr>
+            <w:tcW w:type="dxa" w:w="6803"/>
+            <w:shd w:val="clear" w:color="auto" w:fill="F2F3F4"/>
+          </w:tcPr>
+          <w:p>
+            <w:pPr>
+              <w:spacing w:before="60" w:after="60"/>
+              <w:jc w:val="left"/>
+            </w:pPr>
+            <w:r/>
+            <w:r>
+              <w:rPr>
+                <w:rFonts w:ascii="Arial" w:hAnsi="Arial"/>
+                <w:b w:val="0"/>
+                <w:i w:val="0"/>
+                <w:color w:val="2C3E50"/>
+                <w:sz w:val="19"/>
+              </w:rPr>
+              <w:t>Criação, publicação e validação em lote das entregas</w:t>
+            </w:r>
+          </w:p>
+        </w:tc>
+      </w:tr>
+      <w:tr>
+        <w:tc>
+          <w:tcPr>
+            <w:tcW w:type="dxa" w:w="2268"/>
+            <w:shd w:val="clear" w:color="auto" w:fill="F2F3F4"/>
+          </w:tcPr>
+          <w:p>
+            <w:pPr>
+              <w:spacing w:before="60" w:after="60"/>
+              <w:jc w:val="left"/>
+            </w:pPr>
+            <w:r/>
+            <w:r>
+              <w:rPr>
+                <w:rFonts w:ascii="Arial" w:hAnsi="Arial"/>
+                <w:b/>
+                <w:i w:val="0"/>
+                <w:color w:val="2C3E50"/>
+                <w:sz w:val="19"/>
+              </w:rPr>
+              <w:t>Sorteios</w:t>
+            </w:r>
+          </w:p>
+        </w:tc>
+        <w:tc>
+          <w:tcPr>
+            <w:tcW w:type="dxa" w:w="6803"/>
+            <w:shd w:val="clear" w:color="auto" w:fill="F2F3F4"/>
+          </w:tcPr>
+          <w:p>
+            <w:pPr>
+              <w:spacing w:before="60" w:after="60"/>
+              <w:jc w:val="left"/>
+            </w:pPr>
+            <w:r/>
+            <w:r>
+              <w:rPr>
+                <w:rFonts w:ascii="Arial" w:hAnsi="Arial"/>
+                <w:b w:val="0"/>
+                <w:i w:val="0"/>
+                <w:color w:val="2C3E50"/>
+                <w:sz w:val="19"/>
+              </w:rPr>
+              <w:t>Abertura, sorteio e registro da entrega do prêmio</w:t>
+            </w:r>
+          </w:p>
+        </w:tc>
+      </w:tr>
+      <w:tr>
+        <w:tc>
+          <w:tcPr>
+            <w:tcW w:type="dxa" w:w="2268"/>
+            <w:shd w:val="clear" w:color="auto" w:fill="F2F3F4"/>
+          </w:tcPr>
+          <w:p>
+            <w:pPr>
+              <w:spacing w:before="60" w:after="60"/>
+              <w:jc w:val="left"/>
+            </w:pPr>
+            <w:r/>
+            <w:r>
+              <w:rPr>
+                <w:rFonts w:ascii="Arial" w:hAnsi="Arial"/>
+                <w:b/>
+                <w:i w:val="0"/>
+                <w:color w:val="2C3E50"/>
+                <w:sz w:val="19"/>
+              </w:rPr>
+              <w:t>Troféus</w:t>
+            </w:r>
+          </w:p>
+        </w:tc>
+        <w:tc>
+          <w:tcPr>
+            <w:tcW w:type="dxa" w:w="6803"/>
+            <w:shd w:val="clear" w:color="auto" w:fill="F2F3F4"/>
+          </w:tcPr>
+          <w:p>
+            <w:pPr>
+              <w:spacing w:before="60" w:after="60"/>
+              <w:jc w:val="left"/>
+            </w:pPr>
+            <w:r/>
+            <w:r>
+              <w:rPr>
+                <w:rFonts w:ascii="Arial" w:hAnsi="Arial"/>
+                <w:b w:val="0"/>
+                <w:i w:val="0"/>
+                <w:color w:val="2C3E50"/>
+                <w:sz w:val="19"/>
+              </w:rPr>
+              <w:t>Acompanhamento de quem conquistou o quê, para a entrega dos físicos</w:t>
+            </w:r>
+          </w:p>
+        </w:tc>
+      </w:tr>
+      <w:tr>
+        <w:tc>
+          <w:tcPr>
+            <w:tcW w:type="dxa" w:w="2268"/>
+            <w:shd w:val="clear" w:color="auto" w:fill="F2F3F4"/>
+          </w:tcPr>
+          <w:p>
+            <w:pPr>
+              <w:spacing w:before="60" w:after="60"/>
+              <w:jc w:val="left"/>
+            </w:pPr>
+            <w:r/>
+            <w:r>
+              <w:rPr>
+                <w:rFonts w:ascii="Arial" w:hAnsi="Arial"/>
+                <w:b/>
+                <w:i w:val="0"/>
+                <w:color w:val="2C3E50"/>
+                <w:sz w:val="19"/>
+              </w:rPr>
+              <w:t>Finanças</w:t>
+            </w:r>
+          </w:p>
+        </w:tc>
+        <w:tc>
+          <w:tcPr>
+            <w:tcW w:type="dxa" w:w="6803"/>
+            <w:shd w:val="clear" w:color="auto" w:fill="F2F3F4"/>
+          </w:tcPr>
+          <w:p>
+            <w:pPr>
+              <w:spacing w:before="60" w:after="60"/>
+              <w:jc w:val="left"/>
+            </w:pPr>
+            <w:r/>
+            <w:r>
+              <w:rPr>
+                <w:rFonts w:ascii="Arial" w:hAnsi="Arial"/>
+                <w:b w:val="0"/>
+                <w:i w:val="0"/>
+                <w:color w:val="2C3E50"/>
+                <w:sz w:val="19"/>
+              </w:rPr>
+              <w:t>Lançamentos da quadrilha e importação das temporadas passadas por planilha, com prévia e detecção de linha repetida</w:t>
+            </w:r>
+          </w:p>
+        </w:tc>
+      </w:tr>
+      <w:tr>
+        <w:tc>
+          <w:tcPr>
+            <w:tcW w:type="dxa" w:w="2268"/>
+            <w:shd w:val="clear" w:color="auto" w:fill="F2F3F4"/>
+          </w:tcPr>
+          <w:p>
+            <w:pPr>
+              <w:spacing w:before="60" w:after="60"/>
+              <w:jc w:val="left"/>
+            </w:pPr>
+            <w:r/>
+            <w:r>
+              <w:rPr>
+                <w:rFonts w:ascii="Arial" w:hAnsi="Arial"/>
+                <w:b/>
+                <w:i w:val="0"/>
+                <w:color w:val="2C3E50"/>
+                <w:sz w:val="19"/>
+              </w:rPr>
+              <w:t>Importação de sócios</w:t>
+            </w:r>
+          </w:p>
+        </w:tc>
+        <w:tc>
+          <w:tcPr>
+            <w:tcW w:type="dxa" w:w="6803"/>
+            <w:shd w:val="clear" w:color="auto" w:fill="F2F3F4"/>
+          </w:tcPr>
+          <w:p>
+            <w:pPr>
+              <w:spacing w:before="60" w:after="60"/>
+              <w:jc w:val="left"/>
+            </w:pPr>
+            <w:r/>
+            <w:r>
+              <w:rPr>
+                <w:rFonts w:ascii="Arial" w:hAnsi="Arial"/>
+                <w:b w:val="0"/>
+                <w:i w:val="0"/>
+                <w:color w:val="2C3E50"/>
+                <w:sz w:val="19"/>
+              </w:rPr>
+              <w:t>Entrada em lote por planilha, para a virada da temporada</w:t>
+            </w:r>
+          </w:p>
+        </w:tc>
+      </w:tr>
+      <w:tr>
+        <w:tc>
+          <w:tcPr>
+            <w:tcW w:type="dxa" w:w="2268"/>
+            <w:shd w:val="clear" w:color="auto" w:fill="F2F3F4"/>
+          </w:tcPr>
+          <w:p>
+            <w:pPr>
+              <w:spacing w:before="60" w:after="60"/>
+              <w:jc w:val="left"/>
+            </w:pPr>
+            <w:r/>
+            <w:r>
+              <w:rPr>
+                <w:rFonts w:ascii="Arial" w:hAnsi="Arial"/>
+                <w:b/>
+                <w:i w:val="0"/>
+                <w:color w:val="2C3E50"/>
+                <w:sz w:val="19"/>
+              </w:rPr>
+              <w:t>Administradores</w:t>
+            </w:r>
+          </w:p>
+        </w:tc>
+        <w:tc>
+          <w:tcPr>
+            <w:tcW w:type="dxa" w:w="6803"/>
+            <w:shd w:val="clear" w:color="auto" w:fill="F2F3F4"/>
+          </w:tcPr>
+          <w:p>
+            <w:pPr>
+              <w:spacing w:before="60" w:after="60"/>
+              <w:jc w:val="left"/>
+            </w:pPr>
+            <w:r/>
+            <w:r>
+              <w:rPr>
+                <w:rFonts w:ascii="Arial" w:hAnsi="Arial"/>
+                <w:b w:val="0"/>
+                <w:i w:val="0"/>
+                <w:color w:val="2C3E50"/>
+                <w:sz w:val="19"/>
+              </w:rPr>
+              <w:t>Quem da coordenação tem acesso, com troca de senha obrigatória no primeiro login</w:t>
+            </w:r>
+          </w:p>
+        </w:tc>
+      </w:tr>
+    </w:tbl>
+    <w:p>
+      <w:pPr>
+        <w:spacing w:after="160"/>
+      </w:pPr>
+    </w:p>
+    <w:p>
+      <w:pPr>
+        <w:pStyle w:val="Heading2"/>
+        <w:spacing w:before="280" w:after="160"/>
+      </w:pPr>
+      <w:r>
+        <w:rPr>
+          <w:rFonts w:ascii="Arial" w:hAnsi="Arial"/>
+          <w:b/>
+          <w:i w:val="0"/>
+          <w:color w:val="2C3E50"/>
+          <w:sz w:val="26"/>
+        </w:rPr>
+        <w:t>13.3 Marcos</w:t>
       </w:r>
     </w:p>
     <w:tbl>
@@ -6083,7 +9388,7 @@
                 <w:color w:val="2C3E50"/>
                 <w:sz w:val="20"/>
               </w:rPr>
-              <w:t>Login do próprio sócio: histórico de contribuições, situação do mês e acesso às finanças da quadrilha</w:t>
+              <w:t>Login do próprio sócio com CPF e data de nascimento: carteirinha digital, situação do mês, progresso da temporada, histórico de contribuições, troca de nível, aviso de pagamento, mural e acesso às finanças da quadrilha. Do lado da coordenação: configuração das regras, fila de confirmação, lista de lembretes e importação de sócios e de finanças por planilha</w:t>
             </w:r>
           </w:p>
         </w:tc>
@@ -6106,7 +9411,7 @@
                 <w:color w:val="2C3E50"/>
                 <w:sz w:val="20"/>
               </w:rPr>
-              <w:t>A fazer</w:t>
+              <w:t>Pronto</w:t>
             </w:r>
           </w:p>
         </w:tc>
@@ -6131,7 +9436,7 @@
                 <w:color w:val="2C3E50"/>
                 <w:sz w:val="20"/>
               </w:rPr>
-              <w:t>M3 — Troféus e conquistas</w:t>
+              <w:t>M3 — Troféus, sorteios e missões</w:t>
             </w:r>
           </w:p>
         </w:tc>
@@ -6154,7 +9459,7 @@
                 <w:color w:val="2C3E50"/>
                 <w:sz w:val="20"/>
               </w:rPr>
-              <w:t>Regras de conquista, sequência de meses em dia, total contribuído e exibição no painel</w:t>
+              <w:t>Troféus calculados com vitrine e progresso, sorteios com lista congelada e registro de entrega, e o módulo de missões com pontos retidos e validação em lote. Falta o ranking da temporada no mural e as notificações</w:t>
             </w:r>
           </w:p>
         </w:tc>
@@ -6177,7 +9482,7 @@
                 <w:color w:val="2C3E50"/>
                 <w:sz w:val="20"/>
               </w:rPr>
-              <w:t>A fazer</w:t>
+              <w:t>Em andamento</w:t>
             </w:r>
           </w:p>
         </w:tc>
@@ -6329,6 +9634,194 @@
       <w:pPr>
         <w:spacing w:after="160"/>
       </w:pPr>
+    </w:p>
+    <w:p>
+      <w:pPr>
+        <w:spacing w:after="140"/>
+        <w:jc w:val="both"/>
+      </w:pPr>
+      <w:r>
+        <w:rPr>
+          <w:rFonts w:ascii="Arial" w:hAnsi="Arial"/>
+          <w:b w:val="0"/>
+          <w:i w:val="0"/>
+          <w:color w:val="2C3E50"/>
+          <w:sz w:val="22"/>
+        </w:rPr>
+        <w:t>Do M2 falta apenas o envio do comprovante por imagem, que depende de conta e credenciais externas ainda não provisionadas — hoje o sócio descreve o pagamento por texto e a coordenação confirma. Do M3 faltam o ranking da temporada e as notificações; a mensagem pronta para WhatsApp é a de melhor retorno e custo zero.</w:t>
+      </w:r>
+    </w:p>
+    <w:p>
+      <w:pPr>
+        <w:pStyle w:val="Heading2"/>
+        <w:spacing w:before="280" w:after="160"/>
+      </w:pPr>
+      <w:r>
+        <w:rPr>
+          <w:rFonts w:ascii="Arial" w:hAnsi="Arial"/>
+          <w:b/>
+          <w:i w:val="0"/>
+          <w:color w:val="2C3E50"/>
+          <w:sz w:val="26"/>
+        </w:rPr>
+        <w:t>13.4 Segurança: o que o site protege</w:t>
+      </w:r>
+    </w:p>
+    <w:p>
+      <w:pPr>
+        <w:pStyle w:val="ListBullet"/>
+        <w:spacing w:after="80"/>
+      </w:pPr>
+      <w:r>
+        <w:rPr>
+          <w:rFonts w:ascii="Arial" w:hAnsi="Arial"/>
+          <w:b/>
+          <w:i w:val="0"/>
+          <w:color w:val="2C3E50"/>
+          <w:sz w:val="22"/>
+        </w:rPr>
+        <w:t xml:space="preserve">CPF e nascimento nunca saem: </w:t>
+      </w:r>
+      <w:r>
+        <w:rPr>
+          <w:rFonts w:ascii="Arial" w:hAnsi="Arial"/>
+          <w:b w:val="0"/>
+          <w:i w:val="0"/>
+          <w:color w:val="2C3E50"/>
+          <w:sz w:val="22"/>
+        </w:rPr>
+        <w:t>juntos, são a senha do sócio. O painel mostra o CPF mascarado, e nenhuma tela devolve os dois.</w:t>
+      </w:r>
+    </w:p>
+    <w:p>
+      <w:pPr>
+        <w:pStyle w:val="ListBullet"/>
+        <w:spacing w:after="80"/>
+      </w:pPr>
+      <w:r>
+        <w:rPr>
+          <w:rFonts w:ascii="Arial" w:hAnsi="Arial"/>
+          <w:b/>
+          <w:i w:val="0"/>
+          <w:color w:val="2C3E50"/>
+          <w:sz w:val="22"/>
+        </w:rPr>
+        <w:t xml:space="preserve">Quem o usuário é vem do servidor: </w:t>
+      </w:r>
+      <w:r>
+        <w:rPr>
+          <w:rFonts w:ascii="Arial" w:hAnsi="Arial"/>
+          <w:b w:val="0"/>
+          <w:i w:val="0"/>
+          <w:color w:val="2C3E50"/>
+          <w:sz w:val="22"/>
+        </w:rPr>
+        <w:t>não do navegador. Não há como pedir os dados de outro sócio trocando um parâmetro na tela.</w:t>
+      </w:r>
+    </w:p>
+    <w:p>
+      <w:pPr>
+        <w:pStyle w:val="ListBullet"/>
+        <w:spacing w:after="80"/>
+      </w:pPr>
+      <w:r>
+        <w:rPr>
+          <w:rFonts w:ascii="Arial" w:hAnsi="Arial"/>
+          <w:b/>
+          <w:i w:val="0"/>
+          <w:color w:val="2C3E50"/>
+          <w:sz w:val="22"/>
+        </w:rPr>
+        <w:t xml:space="preserve">Trava de força bruta nos dois logins: </w:t>
+      </w:r>
+      <w:r>
+        <w:rPr>
+          <w:rFonts w:ascii="Arial" w:hAnsi="Arial"/>
+          <w:b w:val="0"/>
+          <w:i w:val="0"/>
+          <w:color w:val="2C3E50"/>
+          <w:sz w:val="22"/>
+        </w:rPr>
+        <w:t>cinco erros em quinze minutos bloqueiam por meia hora. Numa cidade pequena, o CPF de alguém não é segredo.</w:t>
+      </w:r>
+    </w:p>
+    <w:p>
+      <w:pPr>
+        <w:pStyle w:val="ListBullet"/>
+        <w:spacing w:after="80"/>
+      </w:pPr>
+      <w:r>
+        <w:rPr>
+          <w:rFonts w:ascii="Arial" w:hAnsi="Arial"/>
+          <w:b/>
+          <w:i w:val="0"/>
+          <w:color w:val="2C3E50"/>
+          <w:sz w:val="22"/>
+        </w:rPr>
+        <w:t xml:space="preserve">O caixa só soma o que foi confirmado: </w:t>
+      </w:r>
+      <w:r>
+        <w:rPr>
+          <w:rFonts w:ascii="Arial" w:hAnsi="Arial"/>
+          <w:b w:val="0"/>
+          <w:i w:val="0"/>
+          <w:color w:val="2C3E50"/>
+          <w:sz w:val="22"/>
+        </w:rPr>
+        <w:t>aviso de pagamento do sócio não entra na arrecadação nem quita mês nenhum até a coordenação conferir.</w:t>
+      </w:r>
+    </w:p>
+    <w:p>
+      <w:pPr>
+        <w:pStyle w:val="ListBullet"/>
+        <w:spacing w:after="80"/>
+      </w:pPr>
+      <w:r>
+        <w:rPr>
+          <w:rFonts w:ascii="Arial" w:hAnsi="Arial"/>
+          <w:b/>
+          <w:i w:val="0"/>
+          <w:color w:val="2C3E50"/>
+          <w:sz w:val="22"/>
+        </w:rPr>
+        <w:t xml:space="preserve">A chave Pix é validada por tipo: </w:t>
+      </w:r>
+      <w:r>
+        <w:rPr>
+          <w:rFonts w:ascii="Arial" w:hAnsi="Arial"/>
+          <w:b w:val="0"/>
+          <w:i w:val="0"/>
+          <w:color w:val="2C3E50"/>
+          <w:sz w:val="22"/>
+        </w:rPr>
+        <w:t>é o único campo do sistema em que um erro de digitação manda dinheiro para um desconhecido.</w:t>
+      </w:r>
+    </w:p>
+    <w:p>
+      <w:pPr>
+        <w:pStyle w:val="ListBullet"/>
+        <w:spacing w:after="80"/>
+      </w:pPr>
+      <w:r>
+        <w:rPr>
+          <w:rFonts w:ascii="Arial" w:hAnsi="Arial"/>
+          <w:b/>
+          <w:i w:val="0"/>
+          <w:color w:val="2C3E50"/>
+          <w:sz w:val="22"/>
+        </w:rPr>
+        <w:t xml:space="preserve">A coordenação entra por e-mail e senha: </w:t>
+      </w:r>
+      <w:r>
+        <w:rPr>
+          <w:rFonts w:ascii="Arial" w:hAnsi="Arial"/>
+          <w:b w:val="0"/>
+          <w:i w:val="0"/>
+          <w:color w:val="2C3E50"/>
+          <w:sz w:val="22"/>
+        </w:rPr>
+        <w:t>com troca obrigatória no primeiro acesso e recuperação por e-mail. Cada administrador tem o próprio acesso.</w:t>
+      </w:r>
     </w:p>
     <w:p>
       <w:pPr>
@@ -6343,7 +9836,7 @@
           <w:color w:val="922B21"/>
           <w:sz w:val="32"/>
         </w:rPr>
-        <w:t>13. CALENDÁRIO DE IMPLANTAÇÃO</w:t>
+        <w:t>14. CALENDÁRIO DE IMPLANTAÇÃO</w:t>
       </w:r>
     </w:p>
     <w:p>
@@ -6472,7 +9965,7 @@
                 <w:color w:val="2C3E50"/>
                 <w:sz w:val="20"/>
               </w:rPr>
-              <w:t>Decisão da Diretoria sobre valores, benefícios e responsáveis; definição do Pix oficial do programa</w:t>
+              <w:t>Reunião da Diretoria — o próximo passo do programa não é código, é decisão: valores e benefícios dos níveis, chave Pix oficial, categorização de gastos para liberar as finanças da temporada vigente, e a data da reunião de entrega da carteirinha física</w:t>
             </w:r>
           </w:p>
         </w:tc>
@@ -6520,7 +10013,7 @@
                 <w:color w:val="2C3E50"/>
                 <w:sz w:val="20"/>
               </w:rPr>
-              <w:t>Campanha de divulgação: apresentar o programa à cidade e formar a lista de interessados. Ainda sem cobrança. O site avança para o painel do sócio</w:t>
+              <w:t>Campanha de divulgação: apresentar o programa à cidade e formar a lista de interessados. Ainda sem cobrança. O site fecha o M3 (ranking e notificações) e avança para a página pública</w:t>
             </w:r>
           </w:p>
         </w:tc>
@@ -6784,7 +10277,7 @@
           <w:color w:val="922B21"/>
           <w:sz w:val="32"/>
         </w:rPr>
-        <w:t>14. RISCOS E COMO REDUZIR</w:t>
+        <w:t>15. RISCOS E COMO REDUZIR</w:t>
       </w:r>
     </w:p>
     <w:tbl>
@@ -7142,6 +10635,150 @@
           </w:p>
         </w:tc>
       </w:tr>
+      <w:tr>
+        <w:tc>
+          <w:tcPr>
+            <w:tcW w:type="dxa" w:w="3402"/>
+            <w:shd w:val="clear" w:color="auto" w:fill="F2F3F4"/>
+          </w:tcPr>
+          <w:p>
+            <w:pPr>
+              <w:spacing w:before="60" w:after="60"/>
+              <w:jc w:val="left"/>
+            </w:pPr>
+            <w:r/>
+            <w:r>
+              <w:rPr>
+                <w:rFonts w:ascii="Arial" w:hAnsi="Arial"/>
+                <w:b/>
+                <w:i w:val="0"/>
+                <w:color w:val="2C3E50"/>
+                <w:sz w:val="20"/>
+              </w:rPr>
+              <w:t>Fila de validação de missões estourar</w:t>
+            </w:r>
+          </w:p>
+        </w:tc>
+        <w:tc>
+          <w:tcPr>
+            <w:tcW w:type="dxa" w:w="5669"/>
+            <w:shd w:val="clear" w:color="auto" w:fill="F2F3F4"/>
+          </w:tcPr>
+          <w:p>
+            <w:pPr>
+              <w:spacing w:before="60" w:after="60"/>
+              <w:jc w:val="left"/>
+            </w:pPr>
+            <w:r/>
+            <w:r>
+              <w:rPr>
+                <w:rFonts w:ascii="Arial" w:hAnsi="Arial"/>
+                <w:b w:val="0"/>
+                <w:i w:val="0"/>
+                <w:color w:val="2C3E50"/>
+                <w:sz w:val="20"/>
+              </w:rPr>
+              <w:t>Missão de rede social só em cadência semanal, validação em lote e preferência pelos tipos que se aprovam sozinhos</w:t>
+            </w:r>
+          </w:p>
+        </w:tc>
+      </w:tr>
+      <w:tr>
+        <w:tc>
+          <w:tcPr>
+            <w:tcW w:type="dxa" w:w="3402"/>
+            <w:shd w:val="clear" w:color="auto" w:fill="F2F3F4"/>
+          </w:tcPr>
+          <w:p>
+            <w:pPr>
+              <w:spacing w:before="60" w:after="60"/>
+              <w:jc w:val="left"/>
+            </w:pPr>
+            <w:r/>
+            <w:r>
+              <w:rPr>
+                <w:rFonts w:ascii="Arial" w:hAnsi="Arial"/>
+                <w:b/>
+                <w:i w:val="0"/>
+                <w:color w:val="2C3E50"/>
+                <w:sz w:val="20"/>
+              </w:rPr>
+              <w:t>Chave Pix errada no painel</w:t>
+            </w:r>
+          </w:p>
+        </w:tc>
+        <w:tc>
+          <w:tcPr>
+            <w:tcW w:type="dxa" w:w="5669"/>
+            <w:shd w:val="clear" w:color="auto" w:fill="F2F3F4"/>
+          </w:tcPr>
+          <w:p>
+            <w:pPr>
+              <w:spacing w:before="60" w:after="60"/>
+              <w:jc w:val="left"/>
+            </w:pPr>
+            <w:r/>
+            <w:r>
+              <w:rPr>
+                <w:rFonts w:ascii="Arial" w:hAnsi="Arial"/>
+                <w:b w:val="0"/>
+                <w:i w:val="0"/>
+                <w:color w:val="2C3E50"/>
+                <w:sz w:val="20"/>
+              </w:rPr>
+              <w:t>Validada por tipo na gravação e conferida com o nome do titular ao lado; alteração só pela coordenação</w:t>
+            </w:r>
+          </w:p>
+        </w:tc>
+      </w:tr>
+      <w:tr>
+        <w:tc>
+          <w:tcPr>
+            <w:tcW w:type="dxa" w:w="3402"/>
+            <w:shd w:val="clear" w:color="auto" w:fill="F2F3F4"/>
+          </w:tcPr>
+          <w:p>
+            <w:pPr>
+              <w:spacing w:before="60" w:after="60"/>
+              <w:jc w:val="left"/>
+            </w:pPr>
+            <w:r/>
+            <w:r>
+              <w:rPr>
+                <w:rFonts w:ascii="Arial" w:hAnsi="Arial"/>
+                <w:b/>
+                <w:i w:val="0"/>
+                <w:color w:val="2C3E50"/>
+                <w:sz w:val="20"/>
+              </w:rPr>
+              <w:t>O programa começar sem benefício pronto</w:t>
+            </w:r>
+          </w:p>
+        </w:tc>
+        <w:tc>
+          <w:tcPr>
+            <w:tcW w:type="dxa" w:w="5669"/>
+            <w:shd w:val="clear" w:color="auto" w:fill="F2F3F4"/>
+          </w:tcPr>
+          <w:p>
+            <w:pPr>
+              <w:spacing w:before="60" w:after="60"/>
+              <w:jc w:val="left"/>
+            </w:pPr>
+            <w:r/>
+            <w:r>
+              <w:rPr>
+                <w:rFonts w:ascii="Arial" w:hAnsi="Arial"/>
+                <w:b w:val="0"/>
+                <w:i w:val="0"/>
+                <w:color w:val="2C3E50"/>
+                <w:sz w:val="20"/>
+              </w:rPr>
+              <w:t>A primeira cobrança é fevereiro de 2027: até lá, carteirinha, Close Friends e calendário de sorteios precisam existir de fato</w:t>
+            </w:r>
+          </w:p>
+        </w:tc>
+      </w:tr>
     </w:tbl>
     <w:p>
       <w:pPr>
@@ -7161,7 +10798,7 @@
           <w:color w:val="922B21"/>
           <w:sz w:val="32"/>
         </w:rPr>
-        <w:t>15. INDICADORES</w:t>
+        <w:t>16. INDICADORES</w:t>
       </w:r>
     </w:p>
     <w:tbl>
